--- a/src/main/resources/templates/GiayDeNghiVayVon.docx
+++ b/src/main/resources/templates/GiayDeNghiVayVon.docx
@@ -771,7 +771,18 @@
         <w:t>-</w:t>
       </w:r>
       <w:r>
-        <w:t xml:space="preserve"> Giấy chứng nhận quyền sử dụng đất số: </w:t>
+        <w:t xml:space="preserve"> </w:t>
+      </w:r>
+      <w:bookmarkStart w:id="0" w:name="_GoBack"/>
+      <w:r>
+        <w:t>{{ndnb}}</w:t>
+      </w:r>
+      <w:bookmarkEnd w:id="0"/>
+      <w:r>
+        <w:t xml:space="preserve"> </w:t>
+      </w:r>
+      <w:r>
+        <w:t xml:space="preserve">số: </w:t>
       </w:r>
       <w:r>
         <w:rPr>
@@ -930,8 +941,6 @@
       <w:r>
         <w:t>.</w:t>
       </w:r>
-      <w:bookmarkStart w:id="0" w:name="_GoBack"/>
-      <w:bookmarkEnd w:id="0"/>
     </w:p>
     <w:p>
       <w:pPr>

--- a/src/main/resources/templates/GiayDeNghiVayVon.docx
+++ b/src/main/resources/templates/GiayDeNghiVayVon.docx
@@ -773,13 +773,8 @@
       <w:r>
         <w:t xml:space="preserve"> </w:t>
       </w:r>
-      <w:bookmarkStart w:id="0" w:name="_GoBack"/>
-      <w:r>
-        <w:t>{{ndnb}}</w:t>
-      </w:r>
-      <w:bookmarkEnd w:id="0"/>
-      <w:r>
-        <w:t xml:space="preserve"> </w:t>
+      <w:r>
+        <w:t xml:space="preserve">{{ndnb}} </w:t>
       </w:r>
       <w:r>
         <w:t xml:space="preserve">số: </w:t>
@@ -897,7 +892,29 @@
         <w:spacing w:after="120"/>
       </w:pPr>
       <w:r>
-        <w:t>{{ncd}}.</w:t>
+        <w:t>- Nhà ở cố định: {{dienTichTS}}</w:t>
+      </w:r>
+      <w:r>
+        <w:t xml:space="preserve"> m</w:t>
+      </w:r>
+      <w:r>
+        <w:rPr>
+          <w:vertAlign w:val="superscript"/>
+        </w:rPr>
+        <w:t>2</w:t>
+      </w:r>
+      <w:bookmarkStart w:id="0" w:name="_GoBack"/>
+      <w:bookmarkEnd w:id="0"/>
+      <w:r>
+        <w:t>; loại nhà: {{ketCauXayDung}}.</w:t>
+      </w:r>
+    </w:p>
+    <w:p>
+      <w:pPr>
+        <w:spacing w:after="120"/>
+      </w:pPr>
+      <w:r>
+        <w:t>Được định giá: 0 đồng.</w:t>
       </w:r>
     </w:p>
     <w:p>
@@ -915,7 +932,13 @@
         <w:t xml:space="preserve"> </w:t>
       </w:r>
       <w:r>
-        <w:t xml:space="preserve"> {{tsbds}} đồng </w:t>
+        <w:t xml:space="preserve"> {{tsbds}} đồng</w:t>
+      </w:r>
+      <w:r>
+        <w:t>.</w:t>
+      </w:r>
+      <w:r>
+        <w:t xml:space="preserve"> </w:t>
       </w:r>
     </w:p>
     <w:p>

--- a/src/main/resources/templates/GiayDeNghiVayVon.docx
+++ b/src/main/resources/templates/GiayDeNghiVayVon.docx
@@ -507,7 +507,13 @@
         <w:t xml:space="preserve"> Năm   </w:t>
       </w:r>
       <w:r>
-        <w:t>( Kể từ ngày ký hợp đồng cho vay )</w:t>
+        <w:t>(</w:t>
+      </w:r>
+      <w:r>
+        <w:t>Kể từ ngày ký hợp đồng tín dụng</w:t>
+      </w:r>
+      <w:r>
+        <w:t>)</w:t>
       </w:r>
       <w:r>
         <w:rPr>
@@ -720,7 +726,22 @@
         <w:rPr>
           <w:szCs w:val="26"/>
         </w:rPr>
-        <w:t>{{dt}} m2 (Bằng chữ: {{dtc}} mét vuông).</w:t>
+        <w:t>{{dt}} m</w:t>
+      </w:r>
+      <w:r>
+        <w:rPr>
+          <w:szCs w:val="26"/>
+          <w:vertAlign w:val="superscript"/>
+        </w:rPr>
+        <w:t>2</w:t>
+      </w:r>
+      <w:bookmarkStart w:id="0" w:name="_GoBack"/>
+      <w:bookmarkEnd w:id="0"/>
+      <w:r>
+        <w:rPr>
+          <w:szCs w:val="26"/>
+        </w:rPr>
+        <w:t xml:space="preserve"> (Bằng chữ: {{dtc}} mét vuông).</w:t>
       </w:r>
       <w:r>
         <w:rPr>
@@ -827,7 +848,10 @@
         <w:t xml:space="preserve"> </w:t>
       </w:r>
       <w:r>
-        <w:t>Mang tên</w:t>
+        <w:t>M</w:t>
+      </w:r>
+      <w:r>
+        <w:t>ang tên</w:t>
       </w:r>
       <w:r>
         <w:t xml:space="preserve"> {{ndtbd}}.</w:t>
@@ -903,8 +927,6 @@
         </w:rPr>
         <w:t>2</w:t>
       </w:r>
-      <w:bookmarkStart w:id="0" w:name="_GoBack"/>
-      <w:bookmarkEnd w:id="0"/>
       <w:r>
         <w:t>; loại nhà: {{ketCauXayDung}}.</w:t>
       </w:r>
@@ -1088,7 +1110,7 @@
         <w:t xml:space="preserve">        </w:t>
       </w:r>
       <w:r>
-        <w:t xml:space="preserve">              </w:t>
+        <w:t xml:space="preserve">      </w:t>
       </w:r>
       <w:r>
         <w:t>{{phuong</w:t>
@@ -1169,58 +1191,15 @@
     </w:p>
     <w:p>
       <w:pPr>
-        <w:ind w:firstLine="720"/>
         <w:rPr>
           <w:b/>
         </w:rPr>
       </w:pPr>
       <w:r>
-        <w:rPr>
-          <w:b/>
-        </w:rPr>
-        <w:t>Người đồng sử dụng vốn vay</w:t>
-      </w:r>
-      <w:r>
-        <w:rPr>
-          <w:b/>
-        </w:rPr>
-        <w:t xml:space="preserve">              </w:t>
-      </w:r>
-      <w:r>
-        <w:rPr>
-          <w:b/>
-        </w:rPr>
-        <w:t xml:space="preserve"> </w:t>
-      </w:r>
-      <w:r>
-        <w:rPr>
-          <w:b/>
-        </w:rPr>
-        <w:t xml:space="preserve">      </w:t>
-      </w:r>
-      <w:r>
-        <w:rPr>
-          <w:b/>
-        </w:rPr>
-        <w:t xml:space="preserve">   </w:t>
-      </w:r>
-      <w:r>
-        <w:rPr>
-          <w:b/>
-        </w:rPr>
-        <w:t xml:space="preserve">    </w:t>
-      </w:r>
-      <w:r>
-        <w:t xml:space="preserve"> </w:t>
-      </w:r>
-      <w:r>
-        <w:t xml:space="preserve">  </w:t>
-      </w:r>
-      <w:r>
-        <w:t xml:space="preserve">  </w:t>
-      </w:r>
-      <w:r>
-        <w:t xml:space="preserve"> </w:t>
+        <w:t xml:space="preserve"> </w:t>
+      </w:r>
+      <w:r>
+        <w:t xml:space="preserve">                                                                               </w:t>
       </w:r>
       <w:r>
         <w:rPr>
@@ -1246,49 +1225,25 @@
         <w:rPr>
           <w:i/>
         </w:rPr>
+        <w:t xml:space="preserve">      </w:t>
+      </w:r>
+      <w:r>
+        <w:rPr>
+          <w:i/>
+        </w:rPr>
+        <w:t xml:space="preserve">                                                       </w:t>
+      </w:r>
+      <w:r>
+        <w:rPr>
+          <w:i/>
+        </w:rPr>
+        <w:t xml:space="preserve"> </w:t>
+      </w:r>
+      <w:r>
+        <w:rPr>
+          <w:i/>
+        </w:rPr>
         <w:t xml:space="preserve">       </w:t>
-      </w:r>
-      <w:r>
-        <w:rPr>
-          <w:i/>
-        </w:rPr>
-        <w:t>(Ký, ghi rõ họ tên)</w:t>
-      </w:r>
-      <w:r>
-        <w:rPr>
-          <w:i/>
-        </w:rPr>
-        <w:t xml:space="preserve">                                </w:t>
-      </w:r>
-      <w:r>
-        <w:rPr>
-          <w:i/>
-        </w:rPr>
-        <w:t xml:space="preserve">  </w:t>
-      </w:r>
-      <w:r>
-        <w:rPr>
-          <w:i/>
-        </w:rPr>
-        <w:t xml:space="preserve">     </w:t>
-      </w:r>
-      <w:r>
-        <w:rPr>
-          <w:i/>
-        </w:rPr>
-        <w:t xml:space="preserve">   </w:t>
-      </w:r>
-      <w:r>
-        <w:rPr>
-          <w:i/>
-        </w:rPr>
-        <w:t xml:space="preserve">  </w:t>
-      </w:r>
-      <w:r>
-        <w:rPr>
-          <w:i/>
-        </w:rPr>
-        <w:t xml:space="preserve"> </w:t>
       </w:r>
       <w:r>
         <w:rPr>

--- a/src/main/resources/templates/GiayDeNghiVayVon.docx
+++ b/src/main/resources/templates/GiayDeNghiVayVon.docx
@@ -4,18 +4,12 @@
   <w:body>
     <w:p>
       <w:pPr>
+        <w:jc w:val="center"/>
         <w:rPr>
           <w:b/>
           <w:szCs w:val="26"/>
         </w:rPr>
       </w:pPr>
-      <w:r>
-        <w:rPr>
-          <w:b/>
-          <w:szCs w:val="26"/>
-        </w:rPr>
-        <w:t xml:space="preserve">                                   </w:t>
-      </w:r>
       <w:r>
         <w:rPr>
           <w:b/>
@@ -48,11 +42,11 @@
             <w:drawing>
               <wp:anchor distT="0" distB="0" distL="114300" distR="114300" simplePos="0" relativeHeight="251659264" behindDoc="0" locked="0" layoutInCell="1" allowOverlap="1">
                 <wp:simplePos x="0" y="0"/>
-                <wp:positionH relativeFrom="column">
-                  <wp:posOffset>2048988</wp:posOffset>
+                <wp:positionH relativeFrom="margin">
+                  <wp:align>center</wp:align>
                 </wp:positionH>
                 <wp:positionV relativeFrom="paragraph">
-                  <wp:posOffset>65034</wp:posOffset>
+                  <wp:posOffset>64770</wp:posOffset>
                 </wp:positionV>
                 <wp:extent cx="2139351" cy="8626"/>
                 <wp:effectExtent l="0" t="0" r="32385" b="29845"/>
@@ -95,8 +89,9 @@
           </mc:Choice>
           <mc:Fallback>
             <w:pict>
-              <v:line w14:anchorId="2FDE2557" id="Straight Connector 1" o:spid="_x0000_s1026" style="position:absolute;flip:y;z-index:251659264;visibility:visible;mso-wrap-style:square;mso-wrap-distance-left:9pt;mso-wrap-distance-top:0;mso-wrap-distance-right:9pt;mso-wrap-distance-bottom:0;mso-position-horizontal:absolute;mso-position-horizontal-relative:text;mso-position-vertical:absolute;mso-position-vertical-relative:text" from="161.35pt,5.1pt" to="329.8pt,5.8pt" o:gfxdata="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" strokecolor="#5b9bd5 [3204]" strokeweight="1.5pt">
+              <v:line w14:anchorId="5CC86377" id="Straight Connector 1" o:spid="_x0000_s1026" style="position:absolute;flip:y;z-index:251659264;visibility:visible;mso-wrap-style:square;mso-wrap-distance-left:9pt;mso-wrap-distance-top:0;mso-wrap-distance-right:9pt;mso-wrap-distance-bottom:0;mso-position-horizontal:center;mso-position-horizontal-relative:margin;mso-position-vertical:absolute;mso-position-vertical-relative:text" from="0,5.1pt" to="168.45pt,5.8pt" o:gfxdata="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" strokecolor="#5b9bd5 [3204]" strokeweight="1.5pt">
                 <v:stroke joinstyle="miter"/>
+                <w10:wrap anchorx="margin"/>
               </v:line>
             </w:pict>
           </mc:Fallback>
@@ -110,10 +105,18 @@
           <w:b/>
         </w:rPr>
       </w:pPr>
-      <w:r>
+    </w:p>
+    <w:p>
+      <w:pPr>
+        <w:jc w:val="center"/>
         <w:rPr>
           <w:b/>
         </w:rPr>
+      </w:pPr>
+      <w:r>
+        <w:rPr>
+          <w:b/>
+        </w:rPr>
         <w:t>GIẤY ĐỀ NGHỊ VAY VỐN</w:t>
       </w:r>
     </w:p>
@@ -214,6 +217,12 @@
         <w:t xml:space="preserve">  {{cccdkh}}</w:t>
       </w:r>
       <w:r>
+        <w:rPr>
+          <w:szCs w:val="16"/>
+        </w:rPr>
+        <w:t>;</w:t>
+      </w:r>
+      <w:r>
         <w:t xml:space="preserve"> </w:t>
       </w:r>
       <w:r>
@@ -223,16 +232,8 @@
         <w:rPr>
           <w:szCs w:val="16"/>
         </w:rPr>
-        <w:t xml:space="preserve"> {{nckh}}. </w:t>
-      </w:r>
-    </w:p>
-    <w:p>
-      <w:pPr>
-        <w:spacing w:after="120"/>
-        <w:rPr>
-          <w:szCs w:val="16"/>
-        </w:rPr>
-      </w:pPr>
+        <w:t xml:space="preserve"> {{nckh}}; </w:t>
+      </w:r>
       <w:r>
         <w:t>Nơi cấ</w:t>
       </w:r>
@@ -332,16 +333,10 @@
         <w:rPr>
           <w:szCs w:val="16"/>
         </w:rPr>
-        <w:t xml:space="preserve">: {{ncnt}} </w:t>
-      </w:r>
-    </w:p>
-    <w:p>
-      <w:pPr>
-        <w:spacing w:after="120"/>
-        <w:rPr>
-          <w:szCs w:val="16"/>
-        </w:rPr>
-      </w:pPr>
+        <w:t xml:space="preserve">: {{ncnt}}; </w:t>
+      </w:r>
+      <w:bookmarkStart w:id="0" w:name="_GoBack"/>
+      <w:bookmarkEnd w:id="0"/>
       <w:r>
         <w:t>Nơi cấp:</w:t>
       </w:r>
@@ -475,13 +470,7 @@
         <w:t xml:space="preserve">ình thức vay vốn: </w:t>
       </w:r>
       <w:r>
-        <w:t>{{lv</w:t>
-      </w:r>
-      <w:r>
-        <w:t>t</w:t>
-      </w:r>
-      <w:r>
-        <w:t>}}</w:t>
+        <w:t>{{lvt}}</w:t>
       </w:r>
       <w:r>
         <w:t>.</w:t>
@@ -735,8 +724,6 @@
         </w:rPr>
         <w:t>2</w:t>
       </w:r>
-      <w:bookmarkStart w:id="0" w:name="_GoBack"/>
-      <w:bookmarkEnd w:id="0"/>
       <w:r>
         <w:rPr>
           <w:szCs w:val="26"/>
@@ -862,60 +849,60 @@
         <w:spacing w:line="276" w:lineRule="auto"/>
       </w:pPr>
       <w:r>
+        <w:t>7</w:t>
+      </w:r>
+      <w:r>
+        <w:t>.2.</w:t>
+      </w:r>
+      <w:r>
+        <w:t xml:space="preserve"> </w:t>
+      </w:r>
+      <w:r>
+        <w:t>Tài sản gắn liền với đất</w:t>
+      </w:r>
+      <w:r>
+        <w:t>:</w:t>
+      </w:r>
+      <w:r>
+        <w:t xml:space="preserve"> </w:t>
+      </w:r>
+      <w:r>
+        <w:t>Tài sản này được thỏa thuận định giá tính là tài sản thế chấp đảm bảo</w:t>
+      </w:r>
+      <w:r>
+        <w:t xml:space="preserve"> cho việc vay vốn và trả nợ vay </w:t>
+      </w:r>
+      <w:r>
+        <w:t>(nếu không trả đư</w:t>
+      </w:r>
+      <w:r>
+        <w:t xml:space="preserve">ợc nợ) </w:t>
+      </w:r>
+      <w:r>
+        <w:t>với QTD</w:t>
+      </w:r>
+      <w:r>
+        <w:t xml:space="preserve"> Thái</w:t>
+      </w:r>
+      <w:r>
+        <w:t xml:space="preserve"> H</w:t>
+      </w:r>
+      <w:r>
+        <w:t>ọc</w:t>
+      </w:r>
+      <w:r>
+        <w:t>:</w:t>
+      </w:r>
+      <w:r>
+        <w:t xml:space="preserve">             </w:t>
+      </w:r>
+    </w:p>
+    <w:p>
+      <w:pPr>
+        <w:spacing w:after="120"/>
+      </w:pPr>
+      <w:r>
         <w:lastRenderedPageBreak/>
-        <w:t>7</w:t>
-      </w:r>
-      <w:r>
-        <w:t>.2.</w:t>
-      </w:r>
-      <w:r>
-        <w:t xml:space="preserve"> </w:t>
-      </w:r>
-      <w:r>
-        <w:t>Tài sản gắn liền với đất</w:t>
-      </w:r>
-      <w:r>
-        <w:t>:</w:t>
-      </w:r>
-      <w:r>
-        <w:t xml:space="preserve"> </w:t>
-      </w:r>
-      <w:r>
-        <w:t>Tài sản này được thỏa thuận định giá tính là tài sản thế chấp đảm bảo</w:t>
-      </w:r>
-      <w:r>
-        <w:t xml:space="preserve"> cho việc vay vốn và trả nợ vay </w:t>
-      </w:r>
-      <w:r>
-        <w:t>(nếu không trả đư</w:t>
-      </w:r>
-      <w:r>
-        <w:t xml:space="preserve">ợc nợ) </w:t>
-      </w:r>
-      <w:r>
-        <w:t>với QTD</w:t>
-      </w:r>
-      <w:r>
-        <w:t xml:space="preserve"> Thái</w:t>
-      </w:r>
-      <w:r>
-        <w:t xml:space="preserve"> H</w:t>
-      </w:r>
-      <w:r>
-        <w:t>ọc</w:t>
-      </w:r>
-      <w:r>
-        <w:t>:</w:t>
-      </w:r>
-      <w:r>
-        <w:t xml:space="preserve">             </w:t>
-      </w:r>
-    </w:p>
-    <w:p>
-      <w:pPr>
-        <w:spacing w:after="120"/>
-      </w:pPr>
-      <w:r>
         <w:t>- Nhà ở cố định: {{dienTichTS}}</w:t>
       </w:r>
       <w:r>
@@ -1110,13 +1097,10 @@
         <w:t xml:space="preserve">        </w:t>
       </w:r>
       <w:r>
-        <w:t xml:space="preserve">      </w:t>
-      </w:r>
-      <w:r>
-        <w:t>{{phuong</w:t>
-      </w:r>
-      <w:r>
-        <w:t>}}</w:t>
+        <w:t xml:space="preserve">  </w:t>
+      </w:r>
+      <w:r>
+        <w:t>{{phuong}}</w:t>
       </w:r>
       <w:r>
         <w:t>,</w:t>
@@ -1263,9 +1247,9 @@
     <w:p/>
     <w:sectPr>
       <w:pgSz w:w="11907" w:h="16840" w:code="9"/>
-      <w:pgMar w:top="680" w:right="851" w:bottom="737" w:left="1134" w:header="720" w:footer="720" w:gutter="0"/>
+      <w:pgMar w:top="720" w:right="1440" w:bottom="720" w:left="1440" w:header="720" w:footer="720" w:gutter="0"/>
       <w:cols w:space="720"/>
-      <w:docGrid w:linePitch="360"/>
+      <w:docGrid w:linePitch="381"/>
     </w:sectPr>
   </w:body>
 </w:document>

--- a/src/main/resources/templates/GiayDeNghiVayVon.docx
+++ b/src/main/resources/templates/GiayDeNghiVayVon.docx
@@ -335,644 +335,656 @@
         </w:rPr>
         <w:t xml:space="preserve">: {{ncnt}}; </w:t>
       </w:r>
+      <w:r>
+        <w:t>Nơi cấp:</w:t>
+      </w:r>
+      <w:r>
+        <w:rPr>
+          <w:szCs w:val="26"/>
+        </w:rPr>
+        <w:t xml:space="preserve"> {{nccccdnt}}</w:t>
+      </w:r>
+      <w:r>
+        <w:rPr>
+          <w:szCs w:val="26"/>
+        </w:rPr>
+        <w:t>.</w:t>
+      </w:r>
+    </w:p>
+    <w:p>
+      <w:pPr>
+        <w:spacing w:after="120"/>
+      </w:pPr>
+      <w:r>
+        <w:t>Địa chỉ:</w:t>
+      </w:r>
+      <w:r>
+        <w:t xml:space="preserve"> </w:t>
+      </w:r>
+      <w:r>
+        <w:t>{{ttnt}}.</w:t>
+      </w:r>
+    </w:p>
+    <w:p>
+      <w:pPr>
+        <w:spacing w:after="120"/>
+      </w:pPr>
+      <w:r>
+        <w:t>2</w:t>
+      </w:r>
+      <w:r>
+        <w:t>. Đề nghị Quỹ tín dụng</w:t>
+      </w:r>
+      <w:r>
+        <w:t xml:space="preserve"> nhân dân </w:t>
+      </w:r>
+      <w:r>
+        <w:t>Thái học</w:t>
+      </w:r>
+      <w:r>
+        <w:t xml:space="preserve"> </w:t>
+      </w:r>
+      <w:r>
+        <w:t>cho chúng tôi vay số tiền:</w:t>
+      </w:r>
+    </w:p>
+    <w:p>
+      <w:pPr>
+        <w:spacing w:after="120"/>
+      </w:pPr>
+      <w:r>
+        <w:t xml:space="preserve">+ </w:t>
+      </w:r>
+      <w:r>
+        <w:t>Bằng số:</w:t>
+      </w:r>
+      <w:r>
+        <w:rPr>
+          <w:szCs w:val="16"/>
+        </w:rPr>
+        <w:t xml:space="preserve"> {{tienso}}</w:t>
+      </w:r>
+      <w:r>
+        <w:t xml:space="preserve"> </w:t>
+      </w:r>
+      <w:r>
+        <w:t xml:space="preserve">đồng; </w:t>
+      </w:r>
+    </w:p>
+    <w:p>
+      <w:pPr>
+        <w:spacing w:after="120"/>
+      </w:pPr>
+      <w:r>
+        <w:t>(Bằng chữ:</w:t>
+      </w:r>
+      <w:r>
+        <w:rPr>
+          <w:szCs w:val="16"/>
+        </w:rPr>
+        <w:t xml:space="preserve"> {{tc}}</w:t>
+      </w:r>
+      <w:r>
+        <w:t>)</w:t>
+      </w:r>
+      <w:r>
+        <w:t>.</w:t>
+      </w:r>
+    </w:p>
+    <w:p>
+      <w:pPr>
+        <w:spacing w:after="120" w:line="276" w:lineRule="auto"/>
+        <w:rPr>
+          <w:szCs w:val="16"/>
+        </w:rPr>
+      </w:pPr>
+      <w:r>
+        <w:t>3</w:t>
+      </w:r>
+      <w:r>
+        <w:t xml:space="preserve">. Mục đích vay </w:t>
+      </w:r>
+      <w:r>
+        <w:t>vốn:</w:t>
+      </w:r>
+      <w:r>
+        <w:rPr>
+          <w:szCs w:val="16"/>
+        </w:rPr>
+        <w:t xml:space="preserve"> {{mdvay}}.</w:t>
+      </w:r>
+    </w:p>
+    <w:p>
+      <w:pPr>
+        <w:spacing w:after="120" w:line="276" w:lineRule="auto"/>
+        <w:rPr>
+          <w:szCs w:val="16"/>
+        </w:rPr>
+      </w:pPr>
+      <w:r>
+        <w:t>4. H</w:t>
+      </w:r>
+      <w:r>
+        <w:t xml:space="preserve">ình thức vay vốn: </w:t>
+      </w:r>
+      <w:r>
+        <w:t>{{lvt}}</w:t>
+      </w:r>
+      <w:r>
+        <w:t>.</w:t>
+      </w:r>
+    </w:p>
+    <w:p>
+      <w:pPr>
+        <w:spacing w:after="120" w:line="276" w:lineRule="auto"/>
+        <w:rPr>
+          <w:szCs w:val="16"/>
+        </w:rPr>
+      </w:pPr>
+      <w:r>
+        <w:t>5</w:t>
+      </w:r>
+      <w:r>
+        <w:t>. Thời hạn vay: {{thv}}</w:t>
+      </w:r>
+      <w:r>
+        <w:rPr>
+          <w:szCs w:val="16"/>
+        </w:rPr>
+        <w:t xml:space="preserve"> </w:t>
+      </w:r>
+      <w:r>
+        <w:t xml:space="preserve"> Năm   </w:t>
+      </w:r>
+      <w:r>
+        <w:t>(</w:t>
+      </w:r>
+      <w:r>
+        <w:t>Kể từ ngày ký hợp đồng tín dụng</w:t>
+      </w:r>
+      <w:r>
+        <w:t>)</w:t>
+      </w:r>
+      <w:r>
+        <w:rPr>
+          <w:szCs w:val="16"/>
+        </w:rPr>
+        <w:t>.</w:t>
+      </w:r>
+      <w:r>
+        <w:rPr>
+          <w:szCs w:val="16"/>
+        </w:rPr>
+        <w:t xml:space="preserve">                                                       </w:t>
+      </w:r>
+      <w:r>
+        <w:rPr>
+          <w:szCs w:val="16"/>
+        </w:rPr>
+        <w:t xml:space="preserve">       </w:t>
+      </w:r>
+      <w:r>
+        <w:rPr>
+          <w:szCs w:val="16"/>
+        </w:rPr>
+        <w:t xml:space="preserve">       </w:t>
+      </w:r>
+      <w:r>
+        <w:t>6</w:t>
+      </w:r>
+      <w:r>
+        <w:t xml:space="preserve">. </w:t>
+      </w:r>
+      <w:r>
+        <w:t xml:space="preserve">Lãi </w:t>
+      </w:r>
+      <w:r>
+        <w:t>suất tiền vay: Theo thỏa thuận ( được ghi trên giấy nhận nợ )</w:t>
+      </w:r>
+      <w:r>
+        <w:t>.</w:t>
+      </w:r>
+      <w:r>
+        <w:rPr>
+          <w:szCs w:val="16"/>
+        </w:rPr>
+        <w:t xml:space="preserve">                                                       </w:t>
+      </w:r>
+      <w:r>
+        <w:rPr>
+          <w:szCs w:val="16"/>
+        </w:rPr>
+        <w:t xml:space="preserve">       </w:t>
+      </w:r>
+      <w:r>
+        <w:rPr>
+          <w:szCs w:val="16"/>
+        </w:rPr>
+        <w:t xml:space="preserve">   </w:t>
+      </w:r>
+      <w:r>
+        <w:t>-</w:t>
+      </w:r>
+      <w:r>
+        <w:t xml:space="preserve"> Lãi suất</w:t>
+      </w:r>
+      <w:r>
+        <w:t xml:space="preserve"> lãi</w:t>
+      </w:r>
+      <w:r>
+        <w:t xml:space="preserve"> chậm trả lãi</w:t>
+      </w:r>
+      <w:r>
+        <w:rPr>
+          <w:szCs w:val="16"/>
+        </w:rPr>
+        <w:t xml:space="preserve"> </w:t>
+      </w:r>
+      <w:r>
+        <w:rPr>
+          <w:szCs w:val="24"/>
+        </w:rPr>
+        <w:t xml:space="preserve"> </w:t>
+      </w:r>
+      <w:r>
+        <w:t>9</w:t>
+      </w:r>
+      <w:r>
+        <w:rPr>
+          <w:szCs w:val="16"/>
+        </w:rPr>
+        <w:t xml:space="preserve"> </w:t>
+      </w:r>
+      <w:r>
+        <w:t>%/ năm</w:t>
+      </w:r>
+      <w:r>
+        <w:t>.</w:t>
+      </w:r>
+      <w:r>
+        <w:rPr>
+          <w:szCs w:val="16"/>
+        </w:rPr>
+        <w:t xml:space="preserve">                                                                                                                                                   </w:t>
+      </w:r>
+      <w:r>
+        <w:rPr>
+          <w:szCs w:val="16"/>
+        </w:rPr>
+        <w:t xml:space="preserve">       </w:t>
+      </w:r>
+      <w:r>
+        <w:rPr>
+          <w:szCs w:val="16"/>
+        </w:rPr>
+        <w:t xml:space="preserve"> </w:t>
+      </w:r>
+      <w:r>
+        <w:t>-</w:t>
+      </w:r>
+      <w:r>
+        <w:t xml:space="preserve"> Lãi suất quá hạn 150% của lãi suất tại thời điểm chuyển nợ quá hạn.</w:t>
+      </w:r>
+      <w:r>
+        <w:rPr>
+          <w:szCs w:val="16"/>
+        </w:rPr>
+        <w:t xml:space="preserve">                                                        </w:t>
+      </w:r>
+      <w:r>
+        <w:t>7</w:t>
+      </w:r>
+      <w:r>
+        <w:t xml:space="preserve">. </w:t>
+      </w:r>
+      <w:r>
+        <w:t xml:space="preserve">Hình thức </w:t>
+      </w:r>
+      <w:r>
+        <w:t>bảo đảm tiền vay:</w:t>
+      </w:r>
+      <w:r>
+        <w:t xml:space="preserve"> Cho vay có </w:t>
+      </w:r>
+      <w:r>
+        <w:t>tài sản bảo đảm; Thế chấp tài sản gồm:</w:t>
+      </w:r>
+      <w:r>
+        <w:rPr>
+          <w:szCs w:val="16"/>
+        </w:rPr>
+        <w:t xml:space="preserve">                                                                       </w:t>
+      </w:r>
+    </w:p>
+    <w:p>
+      <w:pPr>
+        <w:spacing w:after="120" w:line="276" w:lineRule="auto"/>
+      </w:pPr>
+      <w:r>
+        <w:t>7</w:t>
+      </w:r>
+      <w:r>
+        <w:t>.1.</w:t>
+      </w:r>
+      <w:r>
+        <w:t xml:space="preserve"> Quyền sử dụng đất</w:t>
+      </w:r>
+      <w:r>
+        <w:t>:</w:t>
+      </w:r>
+    </w:p>
+    <w:p>
+      <w:pPr>
+        <w:spacing w:after="120" w:line="276" w:lineRule="auto"/>
+        <w:rPr>
+          <w:szCs w:val="16"/>
+        </w:rPr>
+      </w:pPr>
+      <w:r>
+        <w:t>- Thửa đất số: {{std}}; Tờ bản đồ số: {{sbd}}.</w:t>
+      </w:r>
+      <w:r>
+        <w:rPr>
+          <w:szCs w:val="16"/>
+        </w:rPr>
+        <w:t xml:space="preserve"> </w:t>
+      </w:r>
+    </w:p>
+    <w:p>
+      <w:pPr>
+        <w:spacing w:after="120" w:line="276" w:lineRule="auto"/>
+        <w:rPr>
+          <w:szCs w:val="16"/>
+        </w:rPr>
+      </w:pPr>
+      <w:r>
+        <w:rPr>
+          <w:szCs w:val="16"/>
+        </w:rPr>
+        <w:t>- Địa chỉ thửa đất: {{dctd}}.</w:t>
+      </w:r>
+    </w:p>
+    <w:p>
+      <w:pPr>
+        <w:spacing w:after="120" w:line="276" w:lineRule="auto"/>
+        <w:rPr>
+          <w:szCs w:val="16"/>
+        </w:rPr>
+      </w:pPr>
+      <w:r>
+        <w:rPr>
+          <w:szCs w:val="16"/>
+        </w:rPr>
+        <w:t xml:space="preserve">- Diện tích: </w:t>
+      </w:r>
+      <w:r>
+        <w:rPr>
+          <w:szCs w:val="26"/>
+        </w:rPr>
+        <w:t>{{dt}} m</w:t>
+      </w:r>
+      <w:r>
+        <w:rPr>
+          <w:szCs w:val="26"/>
+          <w:vertAlign w:val="superscript"/>
+        </w:rPr>
+        <w:t>2</w:t>
+      </w:r>
+      <w:r>
+        <w:rPr>
+          <w:szCs w:val="26"/>
+        </w:rPr>
+        <w:t xml:space="preserve"> (Bằng chữ: {{dtc}} mét vuông).</w:t>
+      </w:r>
+      <w:r>
+        <w:rPr>
+          <w:sz w:val="30"/>
+          <w:szCs w:val="16"/>
+        </w:rPr>
+        <w:t xml:space="preserve">                                                                                                                                                                 </w:t>
+      </w:r>
+      <w:r>
+        <w:rPr>
+          <w:sz w:val="30"/>
+          <w:szCs w:val="16"/>
+        </w:rPr>
+        <w:t xml:space="preserve">                   </w:t>
+      </w:r>
+      <w:r>
+        <w:rPr>
+          <w:sz w:val="30"/>
+          <w:szCs w:val="16"/>
+        </w:rPr>
+        <w:t xml:space="preserve">  </w:t>
+      </w:r>
+    </w:p>
+    <w:p>
+      <w:pPr>
+        <w:spacing w:after="120" w:line="276" w:lineRule="auto"/>
+      </w:pPr>
+      <w:r>
+        <w:t>Trong đó:</w:t>
+      </w:r>
+    </w:p>
+    <w:p>
+      <w:pPr>
+        <w:spacing w:after="120" w:line="276" w:lineRule="auto"/>
+      </w:pPr>
+      <w:r>
+        <w:t>{{land_items}}</w:t>
+      </w:r>
+    </w:p>
+    <w:p>
+      <w:pPr>
+        <w:spacing w:after="120" w:line="276" w:lineRule="auto"/>
+        <w:rPr>
+          <w:szCs w:val="16"/>
+        </w:rPr>
+      </w:pPr>
+      <w:r>
+        <w:t>-</w:t>
+      </w:r>
+      <w:r>
+        <w:t xml:space="preserve"> </w:t>
+      </w:r>
+      <w:r>
+        <w:t xml:space="preserve">{{ndnb}} </w:t>
+      </w:r>
+      <w:r>
+        <w:t xml:space="preserve">số: </w:t>
+      </w:r>
+      <w:r>
+        <w:rPr>
+          <w:szCs w:val="16"/>
+        </w:rPr>
+        <w:t xml:space="preserve">{{seri}} </w:t>
+      </w:r>
+      <w:r>
+        <w:t xml:space="preserve">do </w:t>
+      </w:r>
+      <w:r>
+        <w:t xml:space="preserve">{{nc}} </w:t>
+      </w:r>
+      <w:r>
+        <w:t xml:space="preserve">cấp ngày </w:t>
+      </w:r>
+      <w:r>
+        <w:rPr>
+          <w:szCs w:val="16"/>
+        </w:rPr>
+        <w:t xml:space="preserve">{{ngc}}, </w:t>
+      </w:r>
+      <w:r>
+        <w:t>vào sổ cấp:</w:t>
+      </w:r>
+      <w:r>
+        <w:rPr>
+          <w:szCs w:val="16"/>
+        </w:rPr>
+        <w:t xml:space="preserve"> {{vsmt}}</w:t>
+      </w:r>
+      <w:r>
+        <w:rPr>
+          <w:szCs w:val="16"/>
+        </w:rPr>
+        <w:t>.</w:t>
+      </w:r>
+    </w:p>
+    <w:p>
+      <w:pPr>
+        <w:spacing w:after="120" w:line="276" w:lineRule="auto"/>
+      </w:pPr>
+      <w:r>
+        <w:rPr>
+          <w:szCs w:val="16"/>
+        </w:rPr>
+        <w:t xml:space="preserve"> </w:t>
+      </w:r>
+      <w:r>
+        <w:t>M</w:t>
+      </w:r>
+      <w:r>
+        <w:t>ang tên</w:t>
+      </w:r>
+      <w:r>
+        <w:t xml:space="preserve"> {{ndtbd}}.</w:t>
+      </w:r>
+    </w:p>
+    <w:p>
+      <w:pPr>
+        <w:spacing w:line="276" w:lineRule="auto"/>
+      </w:pPr>
+      <w:r>
+        <w:lastRenderedPageBreak/>
+        <w:t>7</w:t>
+      </w:r>
+      <w:r>
+        <w:t>.2.</w:t>
+      </w:r>
+      <w:r>
+        <w:t xml:space="preserve"> </w:t>
+      </w:r>
+      <w:r>
+        <w:t>Tài sản gắn liền với đất</w:t>
+      </w:r>
+      <w:r>
+        <w:t>:</w:t>
+      </w:r>
+      <w:r>
+        <w:t xml:space="preserve"> </w:t>
+      </w:r>
+      <w:r>
+        <w:t>Tài sản này được thỏa thuận định giá tính là tài sản thế chấp đảm bảo</w:t>
+      </w:r>
+      <w:r>
+        <w:t xml:space="preserve"> cho việc vay vốn và trả nợ vay </w:t>
+      </w:r>
+      <w:r>
+        <w:t>(nếu không trả đư</w:t>
+      </w:r>
+      <w:r>
+        <w:t xml:space="preserve">ợc nợ) </w:t>
+      </w:r>
+      <w:r>
+        <w:t>với QTD</w:t>
+      </w:r>
+      <w:r>
+        <w:t xml:space="preserve"> Thái</w:t>
+      </w:r>
+      <w:r>
+        <w:t xml:space="preserve"> H</w:t>
+      </w:r>
+      <w:r>
+        <w:t>ọc</w:t>
+      </w:r>
+      <w:r>
+        <w:t>:</w:t>
+      </w:r>
+      <w:r>
+        <w:t xml:space="preserve">             </w:t>
+      </w:r>
+    </w:p>
+    <w:p>
+      <w:pPr>
+        <w:spacing w:after="120"/>
+      </w:pPr>
+      <w:r>
+        <w:t>- Nhà ở cố định: {{dienTichTS}}</w:t>
+      </w:r>
+      <w:r>
+        <w:t xml:space="preserve"> m</w:t>
+      </w:r>
+      <w:r>
+        <w:rPr>
+          <w:vertAlign w:val="superscript"/>
+        </w:rPr>
+        <w:t>2</w:t>
+      </w:r>
+      <w:r>
+        <w:t xml:space="preserve">; loại nhà: {{ketCauXayDung}} </w:t>
+      </w:r>
+      <w:r>
+        <w:rPr>
+          <w:i/>
+        </w:rPr>
+        <w:t>(Không được định giá)</w:t>
+      </w:r>
+      <w:r>
+        <w:rPr>
+          <w:i/>
+        </w:rPr>
+        <w:t>.</w:t>
+      </w:r>
+    </w:p>
+    <w:p>
+      <w:pPr>
+        <w:spacing w:after="120" w:line="276" w:lineRule="auto"/>
+      </w:pPr>
+      <w:r>
+        <w:t>Tổng giá trị tài sản đảm bảo tiền vay:</w:t>
+      </w:r>
+      <w:r>
+        <w:rPr>
+          <w:sz w:val="16"/>
+          <w:szCs w:val="16"/>
+        </w:rPr>
+        <w:t xml:space="preserve"> </w:t>
+      </w:r>
+      <w:r>
+        <w:t xml:space="preserve"> {{tsbds}} đồng</w:t>
+      </w:r>
+      <w:r>
+        <w:t>.</w:t>
+      </w:r>
+      <w:r>
+        <w:t xml:space="preserve"> </w:t>
+      </w:r>
+    </w:p>
+    <w:p>
+      <w:pPr>
+        <w:spacing w:after="120" w:line="276" w:lineRule="auto"/>
+      </w:pPr>
+      <w:r>
+        <w:t>(Bằng chữ:</w:t>
+      </w:r>
+      <w:r>
+        <w:rPr>
+          <w:sz w:val="16"/>
+          <w:szCs w:val="16"/>
+        </w:rPr>
+        <w:t xml:space="preserve"> </w:t>
+      </w:r>
+      <w:r>
+        <w:t>{{tsbdc}}</w:t>
+      </w:r>
+      <w:r>
+        <w:t>)</w:t>
+      </w:r>
+      <w:r>
+        <w:t>.</w:t>
+      </w:r>
       <w:bookmarkStart w:id="0" w:name="_GoBack"/>
       <w:bookmarkEnd w:id="0"/>
-      <w:r>
-        <w:t>Nơi cấp:</w:t>
-      </w:r>
-      <w:r>
-        <w:rPr>
-          <w:szCs w:val="26"/>
-        </w:rPr>
-        <w:t xml:space="preserve"> {{nccccdnt}}</w:t>
-      </w:r>
-      <w:r>
-        <w:rPr>
-          <w:szCs w:val="26"/>
-        </w:rPr>
-        <w:t>.</w:t>
-      </w:r>
-    </w:p>
-    <w:p>
-      <w:pPr>
-        <w:spacing w:after="120"/>
-      </w:pPr>
-      <w:r>
-        <w:t>Địa chỉ:</w:t>
-      </w:r>
-      <w:r>
-        <w:t xml:space="preserve"> </w:t>
-      </w:r>
-      <w:r>
-        <w:t>{{ttnt}}.</w:t>
-      </w:r>
-    </w:p>
-    <w:p>
-      <w:pPr>
-        <w:spacing w:after="120"/>
-      </w:pPr>
-      <w:r>
-        <w:t>2</w:t>
-      </w:r>
-      <w:r>
-        <w:t>. Đề nghị Quỹ tín dụng</w:t>
-      </w:r>
-      <w:r>
-        <w:t xml:space="preserve"> nhân dân </w:t>
-      </w:r>
-      <w:r>
-        <w:t>Thái học</w:t>
-      </w:r>
-      <w:r>
-        <w:t xml:space="preserve"> </w:t>
-      </w:r>
-      <w:r>
-        <w:t>cho chúng tôi vay số tiền:</w:t>
-      </w:r>
-    </w:p>
-    <w:p>
-      <w:pPr>
-        <w:spacing w:after="120"/>
-      </w:pPr>
-      <w:r>
-        <w:t xml:space="preserve">+ </w:t>
-      </w:r>
-      <w:r>
-        <w:t>Bằng số:</w:t>
-      </w:r>
-      <w:r>
-        <w:rPr>
-          <w:szCs w:val="16"/>
-        </w:rPr>
-        <w:t xml:space="preserve"> {{tienso}}</w:t>
-      </w:r>
-      <w:r>
-        <w:t xml:space="preserve"> </w:t>
-      </w:r>
-      <w:r>
-        <w:t xml:space="preserve">đồng; </w:t>
-      </w:r>
-    </w:p>
-    <w:p>
-      <w:pPr>
-        <w:spacing w:after="120"/>
-      </w:pPr>
-      <w:r>
-        <w:t>(Bằng chữ:</w:t>
-      </w:r>
-      <w:r>
-        <w:rPr>
-          <w:szCs w:val="16"/>
-        </w:rPr>
-        <w:t xml:space="preserve"> {{tc}}</w:t>
-      </w:r>
-      <w:r>
-        <w:t>)</w:t>
-      </w:r>
-      <w:r>
-        <w:t>.</w:t>
-      </w:r>
-    </w:p>
-    <w:p>
-      <w:pPr>
-        <w:spacing w:after="120" w:line="276" w:lineRule="auto"/>
-        <w:rPr>
-          <w:szCs w:val="16"/>
-        </w:rPr>
-      </w:pPr>
-      <w:r>
-        <w:t>3</w:t>
-      </w:r>
-      <w:r>
-        <w:t xml:space="preserve">. Mục đích vay </w:t>
-      </w:r>
-      <w:r>
-        <w:t>vốn:</w:t>
-      </w:r>
-      <w:r>
-        <w:rPr>
-          <w:szCs w:val="16"/>
-        </w:rPr>
-        <w:t xml:space="preserve"> {{mdvay}}.</w:t>
-      </w:r>
-    </w:p>
-    <w:p>
-      <w:pPr>
-        <w:spacing w:after="120" w:line="276" w:lineRule="auto"/>
-        <w:rPr>
-          <w:szCs w:val="16"/>
-        </w:rPr>
-      </w:pPr>
-      <w:r>
-        <w:t>4. H</w:t>
-      </w:r>
-      <w:r>
-        <w:t xml:space="preserve">ình thức vay vốn: </w:t>
-      </w:r>
-      <w:r>
-        <w:t>{{lvt}}</w:t>
-      </w:r>
-      <w:r>
-        <w:t>.</w:t>
-      </w:r>
-    </w:p>
-    <w:p>
-      <w:pPr>
-        <w:spacing w:after="120" w:line="276" w:lineRule="auto"/>
-      </w:pPr>
-      <w:r>
-        <w:t>5</w:t>
-      </w:r>
-      <w:r>
-        <w:t>. Thời hạn vay: {{thv}}</w:t>
-      </w:r>
-      <w:r>
-        <w:rPr>
-          <w:szCs w:val="16"/>
-        </w:rPr>
-        <w:t xml:space="preserve"> </w:t>
-      </w:r>
-      <w:r>
-        <w:t xml:space="preserve"> Năm   </w:t>
-      </w:r>
-      <w:r>
-        <w:t>(</w:t>
-      </w:r>
-      <w:r>
-        <w:t>Kể từ ngày ký hợp đồng tín dụng</w:t>
-      </w:r>
-      <w:r>
-        <w:t>)</w:t>
-      </w:r>
-      <w:r>
-        <w:rPr>
-          <w:szCs w:val="16"/>
-        </w:rPr>
-        <w:t>.</w:t>
-      </w:r>
-      <w:r>
-        <w:rPr>
-          <w:szCs w:val="16"/>
-        </w:rPr>
-        <w:t xml:space="preserve">                                                       </w:t>
-      </w:r>
-      <w:r>
-        <w:rPr>
-          <w:szCs w:val="16"/>
-        </w:rPr>
-        <w:t xml:space="preserve">       </w:t>
-      </w:r>
-      <w:r>
-        <w:rPr>
-          <w:szCs w:val="16"/>
-        </w:rPr>
-        <w:t xml:space="preserve">       </w:t>
-      </w:r>
-      <w:r>
-        <w:t>6</w:t>
-      </w:r>
-      <w:r>
-        <w:t xml:space="preserve">. </w:t>
-      </w:r>
-      <w:r>
-        <w:t xml:space="preserve">Lãi </w:t>
-      </w:r>
-      <w:r>
-        <w:t>suất tiền vay: Theo thỏa thuận ( được ghi trên giấy nhận nợ )</w:t>
-      </w:r>
-      <w:r>
-        <w:t>.</w:t>
-      </w:r>
-      <w:r>
-        <w:rPr>
-          <w:szCs w:val="16"/>
-        </w:rPr>
-        <w:t xml:space="preserve">                                                       </w:t>
-      </w:r>
-      <w:r>
-        <w:rPr>
-          <w:szCs w:val="16"/>
-        </w:rPr>
-        <w:t xml:space="preserve">       </w:t>
-      </w:r>
-      <w:r>
-        <w:rPr>
-          <w:szCs w:val="16"/>
-        </w:rPr>
-        <w:t xml:space="preserve">   </w:t>
-      </w:r>
-      <w:r>
-        <w:t>-</w:t>
-      </w:r>
-      <w:r>
-        <w:t xml:space="preserve"> Lãi suất</w:t>
-      </w:r>
-      <w:r>
-        <w:t xml:space="preserve"> lãi</w:t>
-      </w:r>
-      <w:r>
-        <w:t xml:space="preserve"> chậm trả lãi</w:t>
-      </w:r>
-      <w:r>
-        <w:rPr>
-          <w:szCs w:val="16"/>
-        </w:rPr>
-        <w:t xml:space="preserve"> </w:t>
-      </w:r>
-      <w:r>
-        <w:rPr>
-          <w:szCs w:val="24"/>
-        </w:rPr>
-        <w:t xml:space="preserve"> </w:t>
-      </w:r>
-      <w:r>
-        <w:t>9</w:t>
-      </w:r>
-      <w:r>
-        <w:rPr>
-          <w:szCs w:val="16"/>
-        </w:rPr>
-        <w:t xml:space="preserve"> </w:t>
-      </w:r>
-      <w:r>
-        <w:t>%/ năm</w:t>
-      </w:r>
-      <w:r>
-        <w:t>.</w:t>
-      </w:r>
-      <w:r>
-        <w:rPr>
-          <w:szCs w:val="16"/>
-        </w:rPr>
-        <w:t xml:space="preserve">                                                                                                                                                   </w:t>
-      </w:r>
-      <w:r>
-        <w:rPr>
-          <w:szCs w:val="16"/>
-        </w:rPr>
-        <w:t xml:space="preserve">       </w:t>
-      </w:r>
-      <w:r>
-        <w:rPr>
-          <w:szCs w:val="16"/>
-        </w:rPr>
-        <w:t xml:space="preserve"> </w:t>
-      </w:r>
-      <w:r>
-        <w:t>-</w:t>
-      </w:r>
-      <w:r>
-        <w:t xml:space="preserve"> Lãi suất quá hạn 150% của lãi suất tại thời điểm chuyển nợ quá hạn.</w:t>
-      </w:r>
-      <w:r>
-        <w:rPr>
-          <w:szCs w:val="16"/>
-        </w:rPr>
-        <w:t xml:space="preserve">                                                        </w:t>
-      </w:r>
-      <w:r>
-        <w:t>7</w:t>
-      </w:r>
-      <w:r>
-        <w:t xml:space="preserve">. </w:t>
-      </w:r>
-      <w:r>
-        <w:t xml:space="preserve">Hình thức </w:t>
-      </w:r>
-      <w:r>
-        <w:t>bảo đảm tiền vay:</w:t>
-      </w:r>
-      <w:r>
-        <w:t xml:space="preserve"> Cho vay có </w:t>
-      </w:r>
-      <w:r>
-        <w:t>tài sản bảo đảm; Thế chấp tài sản gồm:</w:t>
-      </w:r>
-      <w:r>
-        <w:rPr>
-          <w:szCs w:val="16"/>
-        </w:rPr>
-        <w:t xml:space="preserve">                                                                       </w:t>
-      </w:r>
-      <w:r>
-        <w:t>7</w:t>
-      </w:r>
-      <w:r>
-        <w:t>.1.</w:t>
-      </w:r>
-      <w:r>
-        <w:t xml:space="preserve"> Quyền sử dụng đất</w:t>
-      </w:r>
-      <w:r>
-        <w:t>:</w:t>
-      </w:r>
-    </w:p>
-    <w:p>
-      <w:pPr>
-        <w:spacing w:after="120" w:line="276" w:lineRule="auto"/>
-        <w:rPr>
-          <w:szCs w:val="16"/>
-        </w:rPr>
-      </w:pPr>
-      <w:r>
-        <w:t>- Thửa đất số: {{std}}; Tờ bản đồ số: {{sbd}}.</w:t>
-      </w:r>
-      <w:r>
-        <w:rPr>
-          <w:szCs w:val="16"/>
-        </w:rPr>
-        <w:t xml:space="preserve"> </w:t>
-      </w:r>
-    </w:p>
-    <w:p>
-      <w:pPr>
-        <w:spacing w:after="120" w:line="276" w:lineRule="auto"/>
-        <w:rPr>
-          <w:szCs w:val="16"/>
-        </w:rPr>
-      </w:pPr>
-      <w:r>
-        <w:rPr>
-          <w:szCs w:val="16"/>
-        </w:rPr>
-        <w:t>- Địa chỉ thửa đất: {{dctd}}.</w:t>
-      </w:r>
-    </w:p>
-    <w:p>
-      <w:pPr>
-        <w:spacing w:after="120" w:line="276" w:lineRule="auto"/>
-        <w:rPr>
-          <w:szCs w:val="16"/>
-        </w:rPr>
-      </w:pPr>
-      <w:r>
-        <w:rPr>
-          <w:szCs w:val="16"/>
-        </w:rPr>
-        <w:t xml:space="preserve">- Diện tích: </w:t>
-      </w:r>
-      <w:r>
-        <w:rPr>
-          <w:szCs w:val="26"/>
-        </w:rPr>
-        <w:t>{{dt}} m</w:t>
-      </w:r>
-      <w:r>
-        <w:rPr>
-          <w:szCs w:val="26"/>
-          <w:vertAlign w:val="superscript"/>
-        </w:rPr>
-        <w:t>2</w:t>
-      </w:r>
-      <w:r>
-        <w:rPr>
-          <w:szCs w:val="26"/>
-        </w:rPr>
-        <w:t xml:space="preserve"> (Bằng chữ: {{dtc}} mét vuông).</w:t>
-      </w:r>
-      <w:r>
-        <w:rPr>
-          <w:sz w:val="30"/>
-          <w:szCs w:val="16"/>
-        </w:rPr>
-        <w:t xml:space="preserve">                                                                                                                                                                 </w:t>
-      </w:r>
-      <w:r>
-        <w:rPr>
-          <w:sz w:val="30"/>
-          <w:szCs w:val="16"/>
-        </w:rPr>
-        <w:t xml:space="preserve">                   </w:t>
-      </w:r>
-      <w:r>
-        <w:rPr>
-          <w:sz w:val="30"/>
-          <w:szCs w:val="16"/>
-        </w:rPr>
-        <w:t xml:space="preserve">  </w:t>
-      </w:r>
-    </w:p>
-    <w:p>
-      <w:pPr>
-        <w:spacing w:after="120" w:line="276" w:lineRule="auto"/>
-      </w:pPr>
-      <w:r>
-        <w:t>Trong đó:</w:t>
-      </w:r>
-    </w:p>
-    <w:p>
-      <w:pPr>
-        <w:spacing w:after="120" w:line="276" w:lineRule="auto"/>
-      </w:pPr>
-      <w:r>
-        <w:t>{{land_items}}</w:t>
-      </w:r>
-    </w:p>
-    <w:p>
-      <w:pPr>
-        <w:spacing w:after="120" w:line="276" w:lineRule="auto"/>
-        <w:rPr>
-          <w:szCs w:val="16"/>
-        </w:rPr>
-      </w:pPr>
-      <w:r>
-        <w:t>-</w:t>
-      </w:r>
-      <w:r>
-        <w:t xml:space="preserve"> </w:t>
-      </w:r>
-      <w:r>
-        <w:t xml:space="preserve">{{ndnb}} </w:t>
-      </w:r>
-      <w:r>
-        <w:t xml:space="preserve">số: </w:t>
-      </w:r>
-      <w:r>
-        <w:rPr>
-          <w:szCs w:val="16"/>
-        </w:rPr>
-        <w:t xml:space="preserve">{{seri}} </w:t>
-      </w:r>
-      <w:r>
-        <w:t xml:space="preserve">do </w:t>
-      </w:r>
-      <w:r>
-        <w:t xml:space="preserve">{{nc}} </w:t>
-      </w:r>
-      <w:r>
-        <w:t xml:space="preserve">cấp ngày </w:t>
-      </w:r>
-      <w:r>
-        <w:rPr>
-          <w:szCs w:val="16"/>
-        </w:rPr>
-        <w:t xml:space="preserve">{{ngc}}, </w:t>
-      </w:r>
-      <w:r>
-        <w:t>vào sổ cấp:</w:t>
-      </w:r>
-      <w:r>
-        <w:rPr>
-          <w:szCs w:val="16"/>
-        </w:rPr>
-        <w:t xml:space="preserve"> {{vsmt}}</w:t>
-      </w:r>
-      <w:r>
-        <w:rPr>
-          <w:szCs w:val="16"/>
-        </w:rPr>
-        <w:t>.</w:t>
-      </w:r>
-    </w:p>
-    <w:p>
-      <w:pPr>
-        <w:spacing w:after="120" w:line="276" w:lineRule="auto"/>
-      </w:pPr>
-      <w:r>
-        <w:rPr>
-          <w:szCs w:val="16"/>
-        </w:rPr>
-        <w:t xml:space="preserve"> </w:t>
-      </w:r>
-      <w:r>
-        <w:t>M</w:t>
-      </w:r>
-      <w:r>
-        <w:t>ang tên</w:t>
-      </w:r>
-      <w:r>
-        <w:t xml:space="preserve"> {{ndtbd}}.</w:t>
-      </w:r>
-    </w:p>
-    <w:p>
-      <w:pPr>
-        <w:spacing w:line="276" w:lineRule="auto"/>
-      </w:pPr>
-      <w:r>
-        <w:t>7</w:t>
-      </w:r>
-      <w:r>
-        <w:t>.2.</w:t>
-      </w:r>
-      <w:r>
-        <w:t xml:space="preserve"> </w:t>
-      </w:r>
-      <w:r>
-        <w:t>Tài sản gắn liền với đất</w:t>
-      </w:r>
-      <w:r>
-        <w:t>:</w:t>
-      </w:r>
-      <w:r>
-        <w:t xml:space="preserve"> </w:t>
-      </w:r>
-      <w:r>
-        <w:t>Tài sản này được thỏa thuận định giá tính là tài sản thế chấp đảm bảo</w:t>
-      </w:r>
-      <w:r>
-        <w:t xml:space="preserve"> cho việc vay vốn và trả nợ vay </w:t>
-      </w:r>
-      <w:r>
-        <w:t>(nếu không trả đư</w:t>
-      </w:r>
-      <w:r>
-        <w:t xml:space="preserve">ợc nợ) </w:t>
-      </w:r>
-      <w:r>
-        <w:t>với QTD</w:t>
-      </w:r>
-      <w:r>
-        <w:t xml:space="preserve"> Thái</w:t>
-      </w:r>
-      <w:r>
-        <w:t xml:space="preserve"> H</w:t>
-      </w:r>
-      <w:r>
-        <w:t>ọc</w:t>
-      </w:r>
-      <w:r>
-        <w:t>:</w:t>
-      </w:r>
-      <w:r>
-        <w:t xml:space="preserve">             </w:t>
-      </w:r>
-    </w:p>
-    <w:p>
-      <w:pPr>
-        <w:spacing w:after="120"/>
-      </w:pPr>
-      <w:r>
-        <w:lastRenderedPageBreak/>
-        <w:t>- Nhà ở cố định: {{dienTichTS}}</w:t>
-      </w:r>
-      <w:r>
-        <w:t xml:space="preserve"> m</w:t>
-      </w:r>
-      <w:r>
-        <w:rPr>
-          <w:vertAlign w:val="superscript"/>
-        </w:rPr>
-        <w:t>2</w:t>
-      </w:r>
-      <w:r>
-        <w:t>; loại nhà: {{ketCauXayDung}}.</w:t>
-      </w:r>
-    </w:p>
-    <w:p>
-      <w:pPr>
-        <w:spacing w:after="120"/>
-      </w:pPr>
-      <w:r>
-        <w:t>Được định giá: 0 đồng.</w:t>
-      </w:r>
-    </w:p>
-    <w:p>
-      <w:pPr>
-        <w:spacing w:after="120" w:line="276" w:lineRule="auto"/>
-      </w:pPr>
-      <w:r>
-        <w:t>Tổng giá trị tài sản đảm bảo tiền vay:</w:t>
-      </w:r>
-      <w:r>
-        <w:rPr>
-          <w:sz w:val="16"/>
-          <w:szCs w:val="16"/>
-        </w:rPr>
-        <w:t xml:space="preserve"> </w:t>
-      </w:r>
-      <w:r>
-        <w:t xml:space="preserve"> {{tsbds}} đồng</w:t>
-      </w:r>
-      <w:r>
-        <w:t>.</w:t>
-      </w:r>
-      <w:r>
-        <w:t xml:space="preserve"> </w:t>
-      </w:r>
-    </w:p>
-    <w:p>
-      <w:pPr>
-        <w:spacing w:after="120" w:line="276" w:lineRule="auto"/>
-      </w:pPr>
-      <w:r>
-        <w:t>(Bằng chữ:</w:t>
-      </w:r>
-      <w:r>
-        <w:rPr>
-          <w:sz w:val="16"/>
-          <w:szCs w:val="16"/>
-        </w:rPr>
-        <w:t xml:space="preserve"> </w:t>
-      </w:r>
-      <w:r>
-        <w:t>{{tsbdc}}</w:t>
-      </w:r>
-      <w:r>
-        <w:t>)</w:t>
-      </w:r>
-      <w:r>
-        <w:t>.</w:t>
-      </w:r>
     </w:p>
     <w:p>
       <w:pPr>

--- a/src/main/resources/templates/GiayDeNghiVayVon.docx
+++ b/src/main/resources/templates/GiayDeNghiVayVon.docx
@@ -7,12 +7,14 @@
         <w:jc w:val="center"/>
         <w:rPr>
           <w:b/>
+          <w:sz w:val="26"/>
           <w:szCs w:val="26"/>
         </w:rPr>
       </w:pPr>
       <w:r>
         <w:rPr>
           <w:b/>
+          <w:sz w:val="26"/>
           <w:szCs w:val="26"/>
         </w:rPr>
         <w:t>CỘNG HÒA XÃ HỘI CHỦ NGHĨA VIỆT NAM</w:t>
@@ -23,19 +25,27 @@
         <w:jc w:val="center"/>
         <w:rPr>
           <w:b/>
+          <w:sz w:val="26"/>
         </w:rPr>
       </w:pPr>
       <w:r>
         <w:rPr>
           <w:b/>
+          <w:sz w:val="26"/>
         </w:rPr>
         <w:t>Độc lập – Tự do – Hạnh phúc</w:t>
       </w:r>
     </w:p>
     <w:p>
+      <w:pPr>
+        <w:rPr>
+          <w:sz w:val="26"/>
+        </w:rPr>
+      </w:pPr>
       <w:r>
         <w:rPr>
           <w:noProof/>
+          <w:sz w:val="26"/>
         </w:rPr>
         <mc:AlternateContent>
           <mc:Choice Requires="wps">
@@ -103,6 +113,7 @@
         <w:jc w:val="center"/>
         <w:rPr>
           <w:b/>
+          <w:sz w:val="26"/>
         </w:rPr>
       </w:pPr>
     </w:p>
@@ -111,11 +122,13 @@
         <w:jc w:val="center"/>
         <w:rPr>
           <w:b/>
+          <w:sz w:val="26"/>
         </w:rPr>
       </w:pPr>
       <w:r>
         <w:rPr>
           <w:b/>
+          <w:sz w:val="26"/>
         </w:rPr>
         <w:t>GIẤY ĐỀ NGHỊ VAY VỐN</w:t>
       </w:r>
@@ -125,6 +138,7 @@
         <w:jc w:val="center"/>
         <w:rPr>
           <w:b/>
+          <w:sz w:val="26"/>
         </w:rPr>
       </w:pPr>
     </w:p>
@@ -133,26 +147,33 @@
         <w:spacing w:after="120"/>
         <w:rPr>
           <w:b/>
-        </w:rPr>
-      </w:pPr>
-      <w:r>
+          <w:sz w:val="26"/>
+        </w:rPr>
+      </w:pPr>
+      <w:r>
+        <w:rPr>
+          <w:sz w:val="26"/>
+        </w:rPr>
         <w:t xml:space="preserve">      </w:t>
       </w:r>
       <w:r>
         <w:rPr>
           <w:b/>
+          <w:sz w:val="26"/>
         </w:rPr>
         <w:t xml:space="preserve"> </w:t>
       </w:r>
       <w:r>
         <w:rPr>
           <w:b/>
+          <w:sz w:val="26"/>
         </w:rPr>
         <w:t>Kính gửi</w:t>
       </w:r>
       <w:r>
         <w:rPr>
           <w:b/>
+          <w:sz w:val="26"/>
         </w:rPr>
         <w:t>: QUỸ TÍN DỤNG NHÂN DÂN THÁI HỌC</w:t>
       </w:r>
@@ -160,8 +181,14 @@
     <w:p>
       <w:pPr>
         <w:spacing w:after="120"/>
-      </w:pPr>
-      <w:r>
+        <w:rPr>
+          <w:sz w:val="26"/>
+        </w:rPr>
+      </w:pPr>
+      <w:r>
+        <w:rPr>
+          <w:sz w:val="26"/>
+        </w:rPr>
         <w:t>1. Thông tin bên vay vốn:</w:t>
       </w:r>
     </w:p>
@@ -169,31 +196,56 @@
       <w:pPr>
         <w:spacing w:after="120"/>
         <w:rPr>
-          <w:szCs w:val="16"/>
-        </w:rPr>
-      </w:pPr>
-      <w:r>
+          <w:sz w:val="26"/>
+          <w:szCs w:val="16"/>
+        </w:rPr>
+      </w:pPr>
+      <w:r>
+        <w:rPr>
+          <w:sz w:val="26"/>
+        </w:rPr>
         <w:t>1.</w:t>
       </w:r>
       <w:r>
+        <w:rPr>
+          <w:sz w:val="26"/>
+        </w:rPr>
         <w:t>1.</w:t>
       </w:r>
       <w:r>
+        <w:rPr>
+          <w:sz w:val="26"/>
+        </w:rPr>
         <w:t xml:space="preserve"> Họ và tên người vay vốn:</w:t>
       </w:r>
       <w:r>
-        <w:t xml:space="preserve"> </w:t>
-      </w:r>
-      <w:r>
-        <w:t xml:space="preserve"> </w:t>
-      </w:r>
-      <w:r>
+        <w:rPr>
+          <w:sz w:val="26"/>
+        </w:rPr>
+        <w:t xml:space="preserve"> </w:t>
+      </w:r>
+      <w:r>
+        <w:rPr>
+          <w:sz w:val="26"/>
+        </w:rPr>
+        <w:t xml:space="preserve"> </w:t>
+      </w:r>
+      <w:r>
+        <w:rPr>
+          <w:sz w:val="26"/>
+        </w:rPr>
         <w:t xml:space="preserve">{{kh}} </w:t>
       </w:r>
       <w:r>
+        <w:rPr>
+          <w:sz w:val="26"/>
+        </w:rPr>
         <w:t>Số thẻ TV:</w:t>
       </w:r>
       <w:r>
+        <w:rPr>
+          <w:sz w:val="26"/>
+        </w:rPr>
         <w:t xml:space="preserve"> {{sttv}}.</w:t>
       </w:r>
     </w:p>
@@ -201,53 +253,77 @@
       <w:pPr>
         <w:spacing w:after="120"/>
         <w:rPr>
-          <w:szCs w:val="16"/>
-        </w:rPr>
-      </w:pPr>
-      <w:r>
+          <w:sz w:val="26"/>
+          <w:szCs w:val="16"/>
+        </w:rPr>
+      </w:pPr>
+      <w:r>
+        <w:rPr>
+          <w:sz w:val="26"/>
+        </w:rPr>
         <w:t>CCCD Số</w:t>
       </w:r>
       <w:r>
+        <w:rPr>
+          <w:sz w:val="26"/>
+        </w:rPr>
         <w:t>:</w:t>
       </w:r>
       <w:r>
         <w:rPr>
+          <w:sz w:val="26"/>
           <w:szCs w:val="16"/>
         </w:rPr>
         <w:t xml:space="preserve">  {{cccdkh}}</w:t>
       </w:r>
       <w:r>
         <w:rPr>
+          <w:sz w:val="26"/>
           <w:szCs w:val="16"/>
         </w:rPr>
         <w:t>;</w:t>
       </w:r>
       <w:r>
-        <w:t xml:space="preserve"> </w:t>
-      </w:r>
-      <w:r>
+        <w:rPr>
+          <w:sz w:val="26"/>
+        </w:rPr>
+        <w:t xml:space="preserve"> </w:t>
+      </w:r>
+      <w:r>
+        <w:rPr>
+          <w:sz w:val="26"/>
+        </w:rPr>
         <w:t>Ngày cấp</w:t>
       </w:r>
       <w:r>
         <w:rPr>
+          <w:sz w:val="26"/>
           <w:szCs w:val="16"/>
         </w:rPr>
         <w:t xml:space="preserve"> {{nckh}}; </w:t>
       </w:r>
       <w:r>
+        <w:rPr>
+          <w:sz w:val="26"/>
+        </w:rPr>
         <w:t>Nơi cấ</w:t>
       </w:r>
       <w:r>
+        <w:rPr>
+          <w:sz w:val="26"/>
+        </w:rPr>
         <w:t>p:</w:t>
       </w:r>
       <w:r>
         <w:rPr>
+          <w:sz w:val="26"/>
           <w:szCs w:val="26"/>
         </w:rPr>
         <w:t xml:space="preserve"> {{nccccdkh}}</w:t>
       </w:r>
       <w:r>
         <w:rPr>
+          <w:sz w:val="26"/>
           <w:szCs w:val="26"/>
         </w:rPr>
         <w:t>.</w:t>
@@ -256,11 +332,20 @@
     <w:p>
       <w:pPr>
         <w:spacing w:after="120"/>
-      </w:pPr>
-      <w:r>
+        <w:rPr>
+          <w:sz w:val="26"/>
+        </w:rPr>
+      </w:pPr>
+      <w:r>
+        <w:rPr>
+          <w:sz w:val="26"/>
+        </w:rPr>
         <w:t xml:space="preserve">Địa chỉ: </w:t>
       </w:r>
       <w:r>
+        <w:rPr>
+          <w:sz w:val="26"/>
+        </w:rPr>
         <w:t>{{ttkh}}.</w:t>
       </w:r>
     </w:p>
@@ -268,10 +353,14 @@
       <w:pPr>
         <w:spacing w:after="120"/>
         <w:rPr>
-          <w:szCs w:val="16"/>
-        </w:rPr>
-      </w:pPr>
-      <w:r>
+          <w:sz w:val="26"/>
+          <w:szCs w:val="16"/>
+        </w:rPr>
+      </w:pPr>
+      <w:r>
+        <w:rPr>
+          <w:sz w:val="26"/>
+        </w:rPr>
         <w:t>Số điện thoại liên lạc: {{sdtkh}}.</w:t>
       </w:r>
     </w:p>
@@ -279,19 +368,32 @@
       <w:pPr>
         <w:spacing w:after="120"/>
         <w:rPr>
-          <w:szCs w:val="16"/>
-        </w:rPr>
-      </w:pPr>
-      <w:r>
+          <w:sz w:val="26"/>
+          <w:szCs w:val="16"/>
+        </w:rPr>
+      </w:pPr>
+      <w:r>
+        <w:rPr>
+          <w:sz w:val="26"/>
+        </w:rPr>
         <w:t xml:space="preserve">1.2. Họ và tên người </w:t>
       </w:r>
       <w:r>
+        <w:rPr>
+          <w:sz w:val="26"/>
+        </w:rPr>
         <w:t>vay vốn</w:t>
       </w:r>
       <w:r>
+        <w:rPr>
+          <w:sz w:val="26"/>
+        </w:rPr>
         <w:t xml:space="preserve">: </w:t>
       </w:r>
       <w:r>
+        <w:rPr>
+          <w:sz w:val="26"/>
+        </w:rPr>
         <w:t>{{ntkh}}</w:t>
       </w:r>
     </w:p>
@@ -299,53 +401,77 @@
       <w:pPr>
         <w:spacing w:after="120"/>
         <w:rPr>
-          <w:szCs w:val="16"/>
-        </w:rPr>
-      </w:pPr>
-      <w:r>
-        <w:rPr>
+          <w:sz w:val="26"/>
+          <w:szCs w:val="16"/>
+        </w:rPr>
+      </w:pPr>
+      <w:r>
+        <w:rPr>
+          <w:sz w:val="26"/>
           <w:szCs w:val="16"/>
         </w:rPr>
         <w:t xml:space="preserve">Số </w:t>
       </w:r>
       <w:r>
+        <w:rPr>
+          <w:sz w:val="26"/>
+        </w:rPr>
         <w:t>CC</w:t>
       </w:r>
       <w:r>
+        <w:rPr>
+          <w:sz w:val="26"/>
+        </w:rPr>
         <w:t>/CCCD</w:t>
       </w:r>
       <w:r>
+        <w:rPr>
+          <w:sz w:val="26"/>
+        </w:rPr>
         <w:t>:</w:t>
       </w:r>
       <w:r>
         <w:rPr>
+          <w:sz w:val="26"/>
           <w:szCs w:val="16"/>
         </w:rPr>
         <w:t xml:space="preserve"> {{cccdnt}}</w:t>
       </w:r>
       <w:r>
-        <w:t xml:space="preserve"> </w:t>
-      </w:r>
-      <w:r>
+        <w:rPr>
+          <w:sz w:val="26"/>
+        </w:rPr>
+        <w:t xml:space="preserve"> </w:t>
+      </w:r>
+      <w:r>
+        <w:rPr>
+          <w:sz w:val="26"/>
+        </w:rPr>
         <w:t>Ngày cấp</w:t>
       </w:r>
       <w:r>
         <w:rPr>
+          <w:sz w:val="26"/>
           <w:szCs w:val="16"/>
         </w:rPr>
         <w:t xml:space="preserve">: {{ncnt}}; </w:t>
       </w:r>
       <w:r>
+        <w:rPr>
+          <w:sz w:val="26"/>
+        </w:rPr>
         <w:t>Nơi cấp:</w:t>
       </w:r>
       <w:r>
         <w:rPr>
+          <w:sz w:val="26"/>
           <w:szCs w:val="26"/>
         </w:rPr>
         <w:t xml:space="preserve"> {{nccccdnt}}</w:t>
       </w:r>
       <w:r>
         <w:rPr>
+          <w:sz w:val="26"/>
           <w:szCs w:val="26"/>
         </w:rPr>
         <w:t>.</w:t>
@@ -354,80 +480,142 @@
     <w:p>
       <w:pPr>
         <w:spacing w:after="120"/>
-      </w:pPr>
-      <w:r>
+        <w:rPr>
+          <w:sz w:val="26"/>
+        </w:rPr>
+      </w:pPr>
+      <w:r>
+        <w:rPr>
+          <w:sz w:val="26"/>
+        </w:rPr>
         <w:t>Địa chỉ:</w:t>
       </w:r>
       <w:r>
-        <w:t xml:space="preserve"> </w:t>
-      </w:r>
-      <w:r>
+        <w:rPr>
+          <w:sz w:val="26"/>
+        </w:rPr>
+        <w:t xml:space="preserve"> </w:t>
+      </w:r>
+      <w:r>
+        <w:rPr>
+          <w:sz w:val="26"/>
+        </w:rPr>
         <w:t>{{ttnt}}.</w:t>
       </w:r>
     </w:p>
     <w:p>
       <w:pPr>
         <w:spacing w:after="120"/>
-      </w:pPr>
-      <w:r>
+        <w:rPr>
+          <w:sz w:val="26"/>
+        </w:rPr>
+      </w:pPr>
+      <w:r>
+        <w:rPr>
+          <w:sz w:val="26"/>
+        </w:rPr>
         <w:t>2</w:t>
       </w:r>
       <w:r>
+        <w:rPr>
+          <w:sz w:val="26"/>
+        </w:rPr>
         <w:t>. Đề nghị Quỹ tín dụng</w:t>
       </w:r>
       <w:r>
+        <w:rPr>
+          <w:sz w:val="26"/>
+        </w:rPr>
         <w:t xml:space="preserve"> nhân dân </w:t>
       </w:r>
       <w:r>
+        <w:rPr>
+          <w:sz w:val="26"/>
+        </w:rPr>
         <w:t>Thái học</w:t>
       </w:r>
       <w:r>
-        <w:t xml:space="preserve"> </w:t>
-      </w:r>
-      <w:r>
+        <w:rPr>
+          <w:sz w:val="26"/>
+        </w:rPr>
+        <w:t xml:space="preserve"> </w:t>
+      </w:r>
+      <w:r>
+        <w:rPr>
+          <w:sz w:val="26"/>
+        </w:rPr>
         <w:t>cho chúng tôi vay số tiền:</w:t>
       </w:r>
     </w:p>
     <w:p>
       <w:pPr>
         <w:spacing w:after="120"/>
-      </w:pPr>
-      <w:r>
+        <w:rPr>
+          <w:sz w:val="26"/>
+        </w:rPr>
+      </w:pPr>
+      <w:r>
+        <w:rPr>
+          <w:sz w:val="26"/>
+        </w:rPr>
         <w:t xml:space="preserve">+ </w:t>
       </w:r>
       <w:r>
+        <w:rPr>
+          <w:sz w:val="26"/>
+        </w:rPr>
         <w:t>Bằng số:</w:t>
       </w:r>
       <w:r>
         <w:rPr>
+          <w:sz w:val="26"/>
           <w:szCs w:val="16"/>
         </w:rPr>
         <w:t xml:space="preserve"> {{tienso}}</w:t>
       </w:r>
       <w:r>
-        <w:t xml:space="preserve"> </w:t>
-      </w:r>
-      <w:r>
+        <w:rPr>
+          <w:sz w:val="26"/>
+        </w:rPr>
+        <w:t xml:space="preserve"> </w:t>
+      </w:r>
+      <w:r>
+        <w:rPr>
+          <w:sz w:val="26"/>
+        </w:rPr>
         <w:t xml:space="preserve">đồng; </w:t>
       </w:r>
     </w:p>
     <w:p>
       <w:pPr>
         <w:spacing w:after="120"/>
-      </w:pPr>
-      <w:r>
+        <w:rPr>
+          <w:sz w:val="26"/>
+        </w:rPr>
+      </w:pPr>
+      <w:r>
+        <w:rPr>
+          <w:sz w:val="26"/>
+        </w:rPr>
         <w:t>(Bằng chữ:</w:t>
       </w:r>
       <w:r>
         <w:rPr>
+          <w:sz w:val="26"/>
           <w:szCs w:val="16"/>
         </w:rPr>
         <w:t xml:space="preserve"> {{tc}}</w:t>
       </w:r>
       <w:r>
+        <w:rPr>
+          <w:sz w:val="26"/>
+        </w:rPr>
         <w:t>)</w:t>
       </w:r>
       <w:r>
+        <w:rPr>
+          <w:sz w:val="26"/>
+        </w:rPr>
         <w:t>.</w:t>
       </w:r>
     </w:p>
@@ -435,20 +623,31 @@
       <w:pPr>
         <w:spacing w:after="120" w:line="276" w:lineRule="auto"/>
         <w:rPr>
-          <w:szCs w:val="16"/>
-        </w:rPr>
-      </w:pPr>
-      <w:r>
+          <w:sz w:val="26"/>
+          <w:szCs w:val="16"/>
+        </w:rPr>
+      </w:pPr>
+      <w:r>
+        <w:rPr>
+          <w:sz w:val="26"/>
+        </w:rPr>
         <w:t>3</w:t>
       </w:r>
       <w:r>
+        <w:rPr>
+          <w:sz w:val="26"/>
+        </w:rPr>
         <w:t xml:space="preserve">. Mục đích vay </w:t>
       </w:r>
       <w:r>
+        <w:rPr>
+          <w:sz w:val="26"/>
+        </w:rPr>
         <w:t>vốn:</w:t>
       </w:r>
       <w:r>
         <w:rPr>
+          <w:sz w:val="26"/>
           <w:szCs w:val="16"/>
         </w:rPr>
         <w:t xml:space="preserve"> {{mdvay}}.</w:t>
@@ -458,19 +657,32 @@
       <w:pPr>
         <w:spacing w:after="120" w:line="276" w:lineRule="auto"/>
         <w:rPr>
-          <w:szCs w:val="16"/>
-        </w:rPr>
-      </w:pPr>
-      <w:r>
+          <w:sz w:val="26"/>
+          <w:szCs w:val="16"/>
+        </w:rPr>
+      </w:pPr>
+      <w:r>
+        <w:rPr>
+          <w:sz w:val="26"/>
+        </w:rPr>
         <w:t>4. H</w:t>
       </w:r>
       <w:r>
+        <w:rPr>
+          <w:sz w:val="26"/>
+        </w:rPr>
         <w:t xml:space="preserve">ình thức vay vốn: </w:t>
       </w:r>
       <w:r>
+        <w:rPr>
+          <w:sz w:val="26"/>
+        </w:rPr>
         <w:t>{{lvt}}</w:t>
       </w:r>
       <w:r>
+        <w:rPr>
+          <w:sz w:val="26"/>
+        </w:rPr>
         <w:t>.</w:t>
       </w:r>
     </w:p>
@@ -478,179 +690,274 @@
       <w:pPr>
         <w:spacing w:after="120" w:line="276" w:lineRule="auto"/>
         <w:rPr>
-          <w:szCs w:val="16"/>
-        </w:rPr>
-      </w:pPr>
-      <w:r>
+          <w:sz w:val="26"/>
+          <w:szCs w:val="16"/>
+        </w:rPr>
+      </w:pPr>
+      <w:r>
+        <w:rPr>
+          <w:sz w:val="26"/>
+        </w:rPr>
         <w:t>5</w:t>
       </w:r>
       <w:r>
+        <w:rPr>
+          <w:sz w:val="26"/>
+        </w:rPr>
         <w:t>. Thời hạn vay: {{thv}}</w:t>
       </w:r>
       <w:r>
         <w:rPr>
-          <w:szCs w:val="16"/>
-        </w:rPr>
-        <w:t xml:space="preserve"> </w:t>
-      </w:r>
-      <w:r>
+          <w:sz w:val="26"/>
+          <w:szCs w:val="16"/>
+        </w:rPr>
+        <w:t xml:space="preserve"> </w:t>
+      </w:r>
+      <w:r>
+        <w:rPr>
+          <w:sz w:val="26"/>
+        </w:rPr>
         <w:t xml:space="preserve"> Năm   </w:t>
       </w:r>
       <w:r>
+        <w:rPr>
+          <w:sz w:val="26"/>
+        </w:rPr>
         <w:t>(</w:t>
       </w:r>
       <w:r>
+        <w:rPr>
+          <w:sz w:val="26"/>
+        </w:rPr>
         <w:t>Kể từ ngày ký hợp đồng tín dụng</w:t>
       </w:r>
       <w:r>
+        <w:rPr>
+          <w:sz w:val="26"/>
+        </w:rPr>
         <w:t>)</w:t>
       </w:r>
       <w:r>
         <w:rPr>
+          <w:sz w:val="26"/>
           <w:szCs w:val="16"/>
         </w:rPr>
         <w:t>.</w:t>
       </w:r>
       <w:r>
         <w:rPr>
+          <w:sz w:val="26"/>
           <w:szCs w:val="16"/>
         </w:rPr>
         <w:t xml:space="preserve">                                                       </w:t>
       </w:r>
       <w:r>
         <w:rPr>
+          <w:sz w:val="26"/>
           <w:szCs w:val="16"/>
         </w:rPr>
         <w:t xml:space="preserve">       </w:t>
       </w:r>
       <w:r>
         <w:rPr>
+          <w:sz w:val="26"/>
           <w:szCs w:val="16"/>
         </w:rPr>
         <w:t xml:space="preserve">       </w:t>
       </w:r>
       <w:r>
+        <w:rPr>
+          <w:sz w:val="26"/>
+        </w:rPr>
         <w:t>6</w:t>
       </w:r>
       <w:r>
+        <w:rPr>
+          <w:sz w:val="26"/>
+        </w:rPr>
         <w:t xml:space="preserve">. </w:t>
       </w:r>
       <w:r>
+        <w:rPr>
+          <w:sz w:val="26"/>
+        </w:rPr>
         <w:t xml:space="preserve">Lãi </w:t>
       </w:r>
       <w:r>
+        <w:rPr>
+          <w:sz w:val="26"/>
+        </w:rPr>
         <w:t>suất tiền vay: Theo thỏa thuận ( được ghi trên giấy nhận nợ )</w:t>
       </w:r>
       <w:r>
+        <w:rPr>
+          <w:sz w:val="26"/>
+        </w:rPr>
         <w:t>.</w:t>
       </w:r>
       <w:r>
         <w:rPr>
+          <w:sz w:val="26"/>
           <w:szCs w:val="16"/>
         </w:rPr>
         <w:t xml:space="preserve">                                                       </w:t>
       </w:r>
       <w:r>
         <w:rPr>
+          <w:sz w:val="26"/>
           <w:szCs w:val="16"/>
         </w:rPr>
         <w:t xml:space="preserve">       </w:t>
       </w:r>
       <w:r>
         <w:rPr>
+          <w:sz w:val="26"/>
           <w:szCs w:val="16"/>
         </w:rPr>
         <w:t xml:space="preserve">   </w:t>
       </w:r>
       <w:r>
+        <w:rPr>
+          <w:sz w:val="26"/>
+        </w:rPr>
         <w:t>-</w:t>
       </w:r>
       <w:r>
+        <w:rPr>
+          <w:sz w:val="26"/>
+        </w:rPr>
         <w:t xml:space="preserve"> Lãi suất</w:t>
       </w:r>
       <w:r>
+        <w:rPr>
+          <w:sz w:val="26"/>
+        </w:rPr>
         <w:t xml:space="preserve"> lãi</w:t>
       </w:r>
       <w:r>
+        <w:rPr>
+          <w:sz w:val="26"/>
+        </w:rPr>
         <w:t xml:space="preserve"> chậm trả lãi</w:t>
       </w:r>
       <w:r>
         <w:rPr>
-          <w:szCs w:val="16"/>
-        </w:rPr>
-        <w:t xml:space="preserve"> </w:t>
-      </w:r>
-      <w:r>
-        <w:rPr>
+          <w:sz w:val="26"/>
+          <w:szCs w:val="16"/>
+        </w:rPr>
+        <w:t xml:space="preserve"> </w:t>
+      </w:r>
+      <w:r>
+        <w:rPr>
+          <w:sz w:val="26"/>
           <w:szCs w:val="24"/>
         </w:rPr>
         <w:t xml:space="preserve"> </w:t>
       </w:r>
       <w:r>
+        <w:rPr>
+          <w:sz w:val="26"/>
+        </w:rPr>
         <w:t>9</w:t>
       </w:r>
       <w:r>
         <w:rPr>
-          <w:szCs w:val="16"/>
-        </w:rPr>
-        <w:t xml:space="preserve"> </w:t>
-      </w:r>
-      <w:r>
+          <w:sz w:val="26"/>
+          <w:szCs w:val="16"/>
+        </w:rPr>
+        <w:t xml:space="preserve"> </w:t>
+      </w:r>
+      <w:r>
+        <w:rPr>
+          <w:sz w:val="26"/>
+        </w:rPr>
         <w:t>%/ năm</w:t>
       </w:r>
       <w:r>
+        <w:rPr>
+          <w:sz w:val="26"/>
+        </w:rPr>
         <w:t>.</w:t>
       </w:r>
       <w:r>
         <w:rPr>
+          <w:sz w:val="26"/>
           <w:szCs w:val="16"/>
         </w:rPr>
         <w:t xml:space="preserve">                                                                                                                                                   </w:t>
       </w:r>
       <w:r>
         <w:rPr>
+          <w:sz w:val="26"/>
           <w:szCs w:val="16"/>
         </w:rPr>
         <w:t xml:space="preserve">       </w:t>
       </w:r>
       <w:r>
         <w:rPr>
-          <w:szCs w:val="16"/>
-        </w:rPr>
-        <w:t xml:space="preserve"> </w:t>
-      </w:r>
-      <w:r>
+          <w:sz w:val="26"/>
+          <w:szCs w:val="16"/>
+        </w:rPr>
+        <w:t xml:space="preserve"> </w:t>
+      </w:r>
+      <w:r>
+        <w:rPr>
+          <w:sz w:val="26"/>
+        </w:rPr>
         <w:t>-</w:t>
       </w:r>
       <w:r>
+        <w:rPr>
+          <w:sz w:val="26"/>
+        </w:rPr>
         <w:t xml:space="preserve"> Lãi suất quá hạn 150% của lãi suất tại thời điểm chuyển nợ quá hạn.</w:t>
       </w:r>
       <w:r>
         <w:rPr>
+          <w:sz w:val="26"/>
           <w:szCs w:val="16"/>
         </w:rPr>
         <w:t xml:space="preserve">                                                        </w:t>
       </w:r>
       <w:r>
+        <w:rPr>
+          <w:sz w:val="26"/>
+        </w:rPr>
         <w:t>7</w:t>
       </w:r>
       <w:r>
+        <w:rPr>
+          <w:sz w:val="26"/>
+        </w:rPr>
         <w:t xml:space="preserve">. </w:t>
       </w:r>
       <w:r>
+        <w:rPr>
+          <w:sz w:val="26"/>
+        </w:rPr>
         <w:t xml:space="preserve">Hình thức </w:t>
       </w:r>
       <w:r>
+        <w:rPr>
+          <w:sz w:val="26"/>
+        </w:rPr>
         <w:t>bảo đảm tiền vay:</w:t>
       </w:r>
       <w:r>
+        <w:rPr>
+          <w:sz w:val="26"/>
+        </w:rPr>
         <w:t xml:space="preserve"> Cho vay có </w:t>
       </w:r>
       <w:r>
+        <w:rPr>
+          <w:sz w:val="26"/>
+        </w:rPr>
         <w:t>tài sản bảo đảm; Thế chấp tài sản gồm:</w:t>
       </w:r>
       <w:r>
         <w:rPr>
+          <w:sz w:val="26"/>
           <w:szCs w:val="16"/>
         </w:rPr>
         <w:t xml:space="preserve">                                                                       </w:t>
@@ -659,17 +966,32 @@
     <w:p>
       <w:pPr>
         <w:spacing w:after="120" w:line="276" w:lineRule="auto"/>
-      </w:pPr>
-      <w:r>
+        <w:rPr>
+          <w:sz w:val="26"/>
+        </w:rPr>
+      </w:pPr>
+      <w:r>
+        <w:rPr>
+          <w:sz w:val="26"/>
+        </w:rPr>
         <w:t>7</w:t>
       </w:r>
       <w:r>
+        <w:rPr>
+          <w:sz w:val="26"/>
+        </w:rPr>
         <w:t>.1.</w:t>
       </w:r>
       <w:r>
+        <w:rPr>
+          <w:sz w:val="26"/>
+        </w:rPr>
         <w:t xml:space="preserve"> Quyền sử dụng đất</w:t>
       </w:r>
       <w:r>
+        <w:rPr>
+          <w:sz w:val="26"/>
+        </w:rPr>
         <w:t>:</w:t>
       </w:r>
     </w:p>
@@ -677,14 +999,19 @@
       <w:pPr>
         <w:spacing w:after="120" w:line="276" w:lineRule="auto"/>
         <w:rPr>
-          <w:szCs w:val="16"/>
-        </w:rPr>
-      </w:pPr>
-      <w:r>
+          <w:sz w:val="26"/>
+          <w:szCs w:val="16"/>
+        </w:rPr>
+      </w:pPr>
+      <w:r>
+        <w:rPr>
+          <w:sz w:val="26"/>
+        </w:rPr>
         <w:t>- Thửa đất số: {{std}}; Tờ bản đồ số: {{sbd}}.</w:t>
       </w:r>
       <w:r>
         <w:rPr>
+          <w:sz w:val="26"/>
           <w:szCs w:val="16"/>
         </w:rPr>
         <w:t xml:space="preserve"> </w:t>
@@ -694,11 +1021,13 @@
       <w:pPr>
         <w:spacing w:after="120" w:line="276" w:lineRule="auto"/>
         <w:rPr>
-          <w:szCs w:val="16"/>
-        </w:rPr>
-      </w:pPr>
-      <w:r>
-        <w:rPr>
+          <w:sz w:val="26"/>
+          <w:szCs w:val="16"/>
+        </w:rPr>
+      </w:pPr>
+      <w:r>
+        <w:rPr>
+          <w:sz w:val="26"/>
           <w:szCs w:val="16"/>
         </w:rPr>
         <w:t>- Địa chỉ thửa đất: {{dctd}}.</w:t>
@@ -708,23 +1037,27 @@
       <w:pPr>
         <w:spacing w:after="120" w:line="276" w:lineRule="auto"/>
         <w:rPr>
-          <w:szCs w:val="16"/>
-        </w:rPr>
-      </w:pPr>
-      <w:r>
-        <w:rPr>
+          <w:sz w:val="26"/>
+          <w:szCs w:val="16"/>
+        </w:rPr>
+      </w:pPr>
+      <w:r>
+        <w:rPr>
+          <w:sz w:val="26"/>
           <w:szCs w:val="16"/>
         </w:rPr>
         <w:t xml:space="preserve">- Diện tích: </w:t>
       </w:r>
       <w:r>
         <w:rPr>
+          <w:sz w:val="26"/>
           <w:szCs w:val="26"/>
         </w:rPr>
         <w:t>{{dt}} m</w:t>
       </w:r>
       <w:r>
         <w:rPr>
+          <w:sz w:val="26"/>
           <w:szCs w:val="26"/>
           <w:vertAlign w:val="superscript"/>
         </w:rPr>
@@ -732,27 +1065,28 @@
       </w:r>
       <w:r>
         <w:rPr>
+          <w:sz w:val="26"/>
           <w:szCs w:val="26"/>
         </w:rPr>
         <w:t xml:space="preserve"> (Bằng chữ: {{dtc}} mét vuông).</w:t>
       </w:r>
       <w:r>
         <w:rPr>
-          <w:sz w:val="30"/>
+          <w:sz w:val="26"/>
           <w:szCs w:val="16"/>
         </w:rPr>
         <w:t xml:space="preserve">                                                                                                                                                                 </w:t>
       </w:r>
       <w:r>
         <w:rPr>
-          <w:sz w:val="30"/>
+          <w:sz w:val="26"/>
           <w:szCs w:val="16"/>
         </w:rPr>
         <w:t xml:space="preserve">                   </w:t>
       </w:r>
       <w:r>
         <w:rPr>
-          <w:sz w:val="30"/>
+          <w:sz w:val="26"/>
           <w:szCs w:val="16"/>
         </w:rPr>
         <w:t xml:space="preserve">  </w:t>
@@ -761,16 +1095,28 @@
     <w:p>
       <w:pPr>
         <w:spacing w:after="120" w:line="276" w:lineRule="auto"/>
-      </w:pPr>
-      <w:r>
+        <w:rPr>
+          <w:sz w:val="26"/>
+        </w:rPr>
+      </w:pPr>
+      <w:r>
+        <w:rPr>
+          <w:sz w:val="26"/>
+        </w:rPr>
         <w:t>Trong đó:</w:t>
       </w:r>
     </w:p>
     <w:p>
       <w:pPr>
         <w:spacing w:after="120" w:line="276" w:lineRule="auto"/>
-      </w:pPr>
-      <w:r>
+        <w:rPr>
+          <w:sz w:val="26"/>
+        </w:rPr>
+      </w:pPr>
+      <w:r>
+        <w:rPr>
+          <w:sz w:val="26"/>
+        </w:rPr>
         <w:t>{{land_items}}</w:t>
       </w:r>
     </w:p>
@@ -778,53 +1124,64 @@
       <w:pPr>
         <w:spacing w:after="120" w:line="276" w:lineRule="auto"/>
         <w:rPr>
-          <w:szCs w:val="16"/>
-        </w:rPr>
-      </w:pPr>
-      <w:r>
-        <w:t>-</w:t>
-      </w:r>
-      <w:r>
-        <w:t xml:space="preserve"> </w:t>
-      </w:r>
-      <w:r>
+          <w:sz w:val="26"/>
+          <w:szCs w:val="16"/>
+        </w:rPr>
+      </w:pPr>
+      <w:r>
+        <w:rPr>
+          <w:sz w:val="26"/>
+        </w:rPr>
+        <w:t xml:space="preserve">- </w:t>
+      </w:r>
+      <w:r>
+        <w:rPr>
+          <w:sz w:val="26"/>
+        </w:rPr>
         <w:t xml:space="preserve">{{ndnb}} </w:t>
       </w:r>
       <w:r>
+        <w:rPr>
+          <w:sz w:val="26"/>
+        </w:rPr>
         <w:t xml:space="preserve">số: </w:t>
       </w:r>
       <w:r>
         <w:rPr>
+          <w:sz w:val="26"/>
           <w:szCs w:val="16"/>
         </w:rPr>
         <w:t xml:space="preserve">{{seri}} </w:t>
       </w:r>
       <w:r>
-        <w:t xml:space="preserve">do </w:t>
-      </w:r>
-      <w:r>
-        <w:t xml:space="preserve">{{nc}} </w:t>
-      </w:r>
-      <w:r>
-        <w:t xml:space="preserve">cấp ngày </w:t>
-      </w:r>
-      <w:r>
-        <w:rPr>
+        <w:rPr>
+          <w:sz w:val="26"/>
+        </w:rPr>
+        <w:t xml:space="preserve">do {{nc}} cấp ngày </w:t>
+      </w:r>
+      <w:r>
+        <w:rPr>
+          <w:sz w:val="26"/>
           <w:szCs w:val="16"/>
         </w:rPr>
         <w:t xml:space="preserve">{{ngc}}, </w:t>
       </w:r>
       <w:r>
+        <w:rPr>
+          <w:sz w:val="26"/>
+        </w:rPr>
         <w:t>vào sổ cấp:</w:t>
       </w:r>
       <w:r>
         <w:rPr>
+          <w:sz w:val="26"/>
           <w:szCs w:val="16"/>
         </w:rPr>
         <w:t xml:space="preserve"> {{vsmt}}</w:t>
       </w:r>
       <w:r>
         <w:rPr>
+          <w:sz w:val="26"/>
           <w:szCs w:val="16"/>
         </w:rPr>
         <w:t>.</w:t>
@@ -833,433 +1190,679 @@
     <w:p>
       <w:pPr>
         <w:spacing w:after="120" w:line="276" w:lineRule="auto"/>
-      </w:pPr>
-      <w:r>
-        <w:rPr>
-          <w:szCs w:val="16"/>
-        </w:rPr>
-        <w:t xml:space="preserve"> </w:t>
-      </w:r>
-      <w:r>
+        <w:rPr>
+          <w:sz w:val="26"/>
+        </w:rPr>
+      </w:pPr>
+      <w:r>
+        <w:rPr>
+          <w:sz w:val="26"/>
+          <w:szCs w:val="16"/>
+        </w:rPr>
+        <w:t xml:space="preserve"> </w:t>
+      </w:r>
+      <w:r>
+        <w:rPr>
+          <w:sz w:val="26"/>
+        </w:rPr>
         <w:t>M</w:t>
       </w:r>
       <w:r>
-        <w:t>ang tên</w:t>
-      </w:r>
-      <w:r>
-        <w:t xml:space="preserve"> {{ndtbd}}.</w:t>
+        <w:rPr>
+          <w:sz w:val="26"/>
+        </w:rPr>
+        <w:t>ang tên {{ndtbd}}.</w:t>
       </w:r>
     </w:p>
     <w:p>
       <w:pPr>
         <w:spacing w:line="276" w:lineRule="auto"/>
-      </w:pPr>
-      <w:r>
+        <w:rPr>
+          <w:sz w:val="26"/>
+        </w:rPr>
+      </w:pPr>
+      <w:r>
+        <w:rPr>
+          <w:sz w:val="26"/>
+        </w:rPr>
+        <w:t>7</w:t>
+      </w:r>
+      <w:r>
+        <w:rPr>
+          <w:sz w:val="26"/>
+        </w:rPr>
+        <w:t>.2.</w:t>
+      </w:r>
+      <w:r>
+        <w:rPr>
+          <w:sz w:val="26"/>
+        </w:rPr>
+        <w:t xml:space="preserve"> </w:t>
+      </w:r>
+      <w:r>
+        <w:rPr>
+          <w:sz w:val="26"/>
+        </w:rPr>
+        <w:t>Tài sản gắn liền với đất</w:t>
+      </w:r>
+      <w:r>
+        <w:rPr>
+          <w:sz w:val="26"/>
+        </w:rPr>
+        <w:t>:</w:t>
+      </w:r>
+      <w:r>
+        <w:rPr>
+          <w:sz w:val="26"/>
+        </w:rPr>
+        <w:t xml:space="preserve"> </w:t>
+      </w:r>
+      <w:r>
+        <w:rPr>
+          <w:sz w:val="26"/>
+        </w:rPr>
+        <w:t>Tài sản này được thỏa thuận định giá tính là tài sản thế chấp đảm bảo</w:t>
+      </w:r>
+      <w:r>
+        <w:rPr>
+          <w:sz w:val="26"/>
+        </w:rPr>
+        <w:t xml:space="preserve"> cho việc vay vốn và trả nợ vay </w:t>
+      </w:r>
+      <w:r>
+        <w:rPr>
+          <w:sz w:val="26"/>
+        </w:rPr>
+        <w:t>(nếu không trả đư</w:t>
+      </w:r>
+      <w:r>
+        <w:rPr>
+          <w:sz w:val="26"/>
+        </w:rPr>
+        <w:t xml:space="preserve">ợc nợ) </w:t>
+      </w:r>
+      <w:r>
+        <w:rPr>
+          <w:sz w:val="26"/>
+        </w:rPr>
+        <w:t>với QTD</w:t>
+      </w:r>
+      <w:r>
+        <w:rPr>
+          <w:sz w:val="26"/>
+        </w:rPr>
+        <w:t xml:space="preserve"> Thái</w:t>
+      </w:r>
+      <w:r>
+        <w:rPr>
+          <w:sz w:val="26"/>
+        </w:rPr>
+        <w:t xml:space="preserve"> H</w:t>
+      </w:r>
+      <w:r>
+        <w:rPr>
+          <w:sz w:val="26"/>
+        </w:rPr>
+        <w:t>ọc</w:t>
+      </w:r>
+      <w:r>
+        <w:rPr>
+          <w:sz w:val="26"/>
+        </w:rPr>
+        <w:t>:</w:t>
+      </w:r>
+      <w:r>
+        <w:rPr>
+          <w:sz w:val="26"/>
+        </w:rPr>
+        <w:t xml:space="preserve">             </w:t>
+      </w:r>
+    </w:p>
+    <w:p>
+      <w:pPr>
+        <w:spacing w:after="120"/>
+        <w:rPr>
+          <w:sz w:val="26"/>
+        </w:rPr>
+      </w:pPr>
+      <w:r>
+        <w:rPr>
+          <w:sz w:val="26"/>
+        </w:rPr>
         <w:lastRenderedPageBreak/>
-        <w:t>7</w:t>
-      </w:r>
-      <w:r>
-        <w:t>.2.</w:t>
-      </w:r>
-      <w:r>
-        <w:t xml:space="preserve"> </w:t>
-      </w:r>
-      <w:r>
-        <w:t>Tài sản gắn liền với đất</w:t>
-      </w:r>
-      <w:r>
-        <w:t>:</w:t>
-      </w:r>
-      <w:r>
-        <w:t xml:space="preserve"> </w:t>
-      </w:r>
-      <w:r>
-        <w:t>Tài sản này được thỏa thuận định giá tính là tài sản thế chấp đảm bảo</w:t>
-      </w:r>
-      <w:r>
-        <w:t xml:space="preserve"> cho việc vay vốn và trả nợ vay </w:t>
-      </w:r>
-      <w:r>
-        <w:t>(nếu không trả đư</w:t>
-      </w:r>
-      <w:r>
-        <w:t xml:space="preserve">ợc nợ) </w:t>
-      </w:r>
-      <w:r>
-        <w:t>với QTD</w:t>
-      </w:r>
-      <w:r>
-        <w:t xml:space="preserve"> Thái</w:t>
-      </w:r>
-      <w:r>
-        <w:t xml:space="preserve"> H</w:t>
-      </w:r>
-      <w:r>
-        <w:t>ọc</w:t>
-      </w:r>
-      <w:r>
-        <w:t>:</w:t>
-      </w:r>
-      <w:r>
-        <w:t xml:space="preserve">             </w:t>
+        <w:t>- Nhà ở cố định: {{dienTichTS}}</w:t>
+      </w:r>
+      <w:r>
+        <w:rPr>
+          <w:sz w:val="26"/>
+        </w:rPr>
+        <w:t xml:space="preserve"> m</w:t>
+      </w:r>
+      <w:r>
+        <w:rPr>
+          <w:sz w:val="26"/>
+          <w:vertAlign w:val="superscript"/>
+        </w:rPr>
+        <w:t>2</w:t>
+      </w:r>
+      <w:r>
+        <w:rPr>
+          <w:sz w:val="26"/>
+        </w:rPr>
+        <w:t xml:space="preserve">; loại nhà: {{ketCauXayDung}} </w:t>
+      </w:r>
+      <w:r>
+        <w:rPr>
+          <w:i/>
+          <w:sz w:val="26"/>
+        </w:rPr>
+        <w:t>(Không được định giá)</w:t>
+      </w:r>
+      <w:r>
+        <w:rPr>
+          <w:i/>
+          <w:sz w:val="26"/>
+        </w:rPr>
+        <w:t>.</w:t>
+      </w:r>
+    </w:p>
+    <w:p>
+      <w:pPr>
+        <w:spacing w:after="120" w:line="276" w:lineRule="auto"/>
+        <w:rPr>
+          <w:sz w:val="26"/>
+        </w:rPr>
+      </w:pPr>
+      <w:r>
+        <w:rPr>
+          <w:sz w:val="26"/>
+        </w:rPr>
+        <w:t>Tổng giá trị tài sản đảm bảo tiền vay:</w:t>
+      </w:r>
+      <w:r>
+        <w:rPr>
+          <w:sz w:val="26"/>
+          <w:szCs w:val="16"/>
+        </w:rPr>
+        <w:t xml:space="preserve"> </w:t>
+      </w:r>
+      <w:r>
+        <w:rPr>
+          <w:sz w:val="26"/>
+        </w:rPr>
+        <w:t xml:space="preserve"> {{tsbds}} đồng</w:t>
+      </w:r>
+      <w:r>
+        <w:rPr>
+          <w:sz w:val="26"/>
+        </w:rPr>
+        <w:t>.</w:t>
+      </w:r>
+      <w:r>
+        <w:rPr>
+          <w:sz w:val="26"/>
+        </w:rPr>
+        <w:t xml:space="preserve"> </w:t>
+      </w:r>
+    </w:p>
+    <w:p>
+      <w:pPr>
+        <w:spacing w:after="120" w:line="276" w:lineRule="auto"/>
+        <w:rPr>
+          <w:sz w:val="26"/>
+        </w:rPr>
+      </w:pPr>
+      <w:r>
+        <w:rPr>
+          <w:sz w:val="26"/>
+        </w:rPr>
+        <w:t>(Bằng chữ:</w:t>
+      </w:r>
+      <w:r>
+        <w:rPr>
+          <w:sz w:val="26"/>
+          <w:szCs w:val="16"/>
+        </w:rPr>
+        <w:t xml:space="preserve"> </w:t>
+      </w:r>
+      <w:r>
+        <w:rPr>
+          <w:sz w:val="26"/>
+        </w:rPr>
+        <w:t>{{tsbdc}}</w:t>
+      </w:r>
+      <w:r>
+        <w:rPr>
+          <w:sz w:val="26"/>
+        </w:rPr>
+        <w:t>)</w:t>
+      </w:r>
+      <w:r>
+        <w:rPr>
+          <w:sz w:val="26"/>
+        </w:rPr>
+        <w:t>.</w:t>
       </w:r>
     </w:p>
     <w:p>
       <w:pPr>
         <w:spacing w:after="120"/>
-      </w:pPr>
-      <w:r>
-        <w:t>- Nhà ở cố định: {{dienTichTS}}</w:t>
-      </w:r>
-      <w:r>
-        <w:t xml:space="preserve"> m</w:t>
-      </w:r>
-      <w:r>
-        <w:rPr>
-          <w:vertAlign w:val="superscript"/>
-        </w:rPr>
-        <w:t>2</w:t>
-      </w:r>
-      <w:r>
-        <w:t xml:space="preserve">; loại nhà: {{ketCauXayDung}} </w:t>
-      </w:r>
-      <w:r>
+        <w:rPr>
+          <w:sz w:val="26"/>
+        </w:rPr>
+      </w:pPr>
+      <w:r>
+        <w:rPr>
+          <w:sz w:val="26"/>
+        </w:rPr>
+        <w:t>8. Chúng tôi cam kết:</w:t>
+      </w:r>
+    </w:p>
+    <w:p>
+      <w:pPr>
+        <w:spacing w:after="120"/>
+        <w:jc w:val="both"/>
+        <w:rPr>
+          <w:sz w:val="26"/>
+        </w:rPr>
+      </w:pPr>
+      <w:r>
+        <w:rPr>
+          <w:sz w:val="26"/>
+        </w:rPr>
+        <w:t>- Tài sản đảm bảo tiền vay hợp pháp theo quy định của pháp luật;</w:t>
+      </w:r>
+    </w:p>
+    <w:p>
+      <w:pPr>
+        <w:spacing w:after="120"/>
+        <w:jc w:val="both"/>
+        <w:rPr>
+          <w:sz w:val="26"/>
+        </w:rPr>
+      </w:pPr>
+      <w:r>
+        <w:rPr>
+          <w:sz w:val="26"/>
+        </w:rPr>
+        <w:t>- Chịu trách nhiệm trước pháp luật về tính trung thực, chính xác đầy đủ của các tài liệu, số CCCD của người có liên quan đã gửi cho QTD Thái Học khi đề nghị vay vốn;</w:t>
+      </w:r>
+    </w:p>
+    <w:p>
+      <w:pPr>
+        <w:spacing w:after="120"/>
+        <w:jc w:val="both"/>
+        <w:rPr>
+          <w:sz w:val="26"/>
+        </w:rPr>
+      </w:pPr>
+      <w:r>
+        <w:rPr>
+          <w:sz w:val="26"/>
+        </w:rPr>
+        <w:t>- Sử dụng vốn vay đúng mục đích và báo cáo đầy đủ việc sử dụng vốn vay;</w:t>
+      </w:r>
+    </w:p>
+    <w:p>
+      <w:pPr>
+        <w:spacing w:after="120"/>
+        <w:jc w:val="both"/>
+        <w:rPr>
+          <w:sz w:val="26"/>
+        </w:rPr>
+      </w:pPr>
+      <w:r>
+        <w:rPr>
+          <w:sz w:val="26"/>
+        </w:rPr>
+        <w:t>- Chấp thuận bị thu hồi nợ trước hạn nếu như vi phạm các cam kết trong việc sử dụng vốn vay hoặc hợp đồng cho vay hoặc hợp đồng bảo đảm tiền vay.</w:t>
+      </w:r>
+    </w:p>
+    <w:p>
+      <w:pPr>
+        <w:spacing w:after="120"/>
+        <w:jc w:val="both"/>
+        <w:rPr>
+          <w:sz w:val="26"/>
+        </w:rPr>
+      </w:pPr>
+      <w:r>
+        <w:rPr>
+          <w:sz w:val="26"/>
+        </w:rPr>
+        <w:t>- Tự nguyện thanh lý tài sản hoặc phối hợp cùng với QTD Thái Học trong việc xử lý tài sản đảm bảo tiền vay khi không trả được nợ vay theo đúng thỏa thuận ghi trong các hợp đồng và văn bản thỏa thuận về tài sản đảm bảo tiền vay.</w:t>
+      </w:r>
+    </w:p>
+    <w:p>
+      <w:pPr>
+        <w:spacing w:after="120"/>
+        <w:jc w:val="both"/>
+        <w:rPr>
+          <w:sz w:val="26"/>
+        </w:rPr>
+      </w:pPr>
+      <w:r>
+        <w:rPr>
+          <w:sz w:val="26"/>
+        </w:rPr>
+        <w:t xml:space="preserve">- Trả gốc, lãi tiền vay đúng hạn; </w:t>
+      </w:r>
+    </w:p>
+    <w:p>
+      <w:pPr>
+        <w:spacing w:after="120"/>
+        <w:jc w:val="both"/>
+        <w:rPr>
+          <w:sz w:val="26"/>
+        </w:rPr>
+      </w:pPr>
+      <w:r>
+        <w:rPr>
+          <w:sz w:val="26"/>
+        </w:rPr>
+        <w:t xml:space="preserve">9. Chúng tôi xác nhận: </w:t>
+      </w:r>
+    </w:p>
+    <w:p>
+      <w:pPr>
+        <w:spacing w:after="120"/>
+        <w:jc w:val="both"/>
+        <w:rPr>
+          <w:sz w:val="26"/>
+        </w:rPr>
+      </w:pPr>
+      <w:r>
+        <w:rPr>
+          <w:sz w:val="26"/>
+        </w:rPr>
+        <w:t xml:space="preserve">- Với tư cách là (“Bên vay”) khi đề nghị vay vốn tại QTD Thái Học đã được QTD Thái Học cung cấp đầy đủ các thông tin liên quan đến khoản vay trước khi xác lập, ký kết các hợp đồng liên quan đến khoản vay bao gồm nhưng không giới hạn các thông tin như lãi suất cho vay; nguyên tắc xác định lãi suất cho vay đối với trường hợp cho vay có điều chỉnh; lãi suất áp dụng đối với dư nợ gốc bị quá hạn; lãi suất áp dụng đối với lãi chậm trả; phương pháp tính tiền lãi; các loại phí và mức phí; các thông tin về mẫu hợp đồng; điều kiện giao dịch chung liên quan đến khoản vay. </w:t>
+      </w:r>
+    </w:p>
+    <w:p>
+      <w:pPr>
+        <w:spacing w:after="120"/>
+        <w:jc w:val="both"/>
+        <w:rPr>
+          <w:sz w:val="26"/>
+        </w:rPr>
+      </w:pPr>
+      <w:r>
+        <w:rPr>
+          <w:sz w:val="26"/>
+        </w:rPr>
+        <w:t>- Trong trường hợp bất kỳ nội dung nào của các thỏa thuận liên quan đến khoản vay không phù hợp với nội dung trong Giấy đề nghị này thì nội dung tại Giấy đề nghị này được ưu tiên áp dụng.</w:t>
+      </w:r>
+    </w:p>
+    <w:p>
+      <w:pPr>
+        <w:spacing w:after="120"/>
+        <w:jc w:val="both"/>
+        <w:rPr>
+          <w:sz w:val="26"/>
+          <w:szCs w:val="16"/>
+        </w:rPr>
+      </w:pPr>
+      <w:r>
+        <w:rPr>
+          <w:sz w:val="26"/>
+        </w:rPr>
+        <w:t>10. Chúng tôi thực hiện đúng các cam kết nêu trên nếu sai hoàn toàn chịu trách nhiệm trước pháp luật.</w:t>
+      </w:r>
+      <w:r>
+        <w:rPr>
+          <w:sz w:val="26"/>
+          <w:szCs w:val="16"/>
+        </w:rPr>
+        <w:t xml:space="preserve">                                                                                                         </w:t>
+      </w:r>
+    </w:p>
+    <w:p>
+      <w:pPr>
+        <w:rPr>
+          <w:sz w:val="26"/>
+          <w:szCs w:val="16"/>
+        </w:rPr>
+      </w:pPr>
+      <w:r>
+        <w:rPr>
+          <w:sz w:val="26"/>
+        </w:rPr>
+        <w:t xml:space="preserve">                              </w:t>
+      </w:r>
+      <w:r>
+        <w:rPr>
+          <w:sz w:val="26"/>
+        </w:rPr>
+        <w:t xml:space="preserve">                     </w:t>
+      </w:r>
+      <w:r>
+        <w:rPr>
+          <w:sz w:val="26"/>
+        </w:rPr>
+        <w:t xml:space="preserve">        </w:t>
+      </w:r>
+      <w:r>
+        <w:rPr>
+          <w:sz w:val="26"/>
+        </w:rPr>
+        <w:t xml:space="preserve">  </w:t>
+      </w:r>
+      <w:r>
+        <w:rPr>
+          <w:sz w:val="26"/>
+        </w:rPr>
+        <w:t>{{phuong}}</w:t>
+      </w:r>
+      <w:r>
+        <w:rPr>
+          <w:sz w:val="26"/>
+        </w:rPr>
+        <w:t>,</w:t>
+      </w:r>
+      <w:r>
+        <w:rPr>
+          <w:sz w:val="26"/>
+        </w:rPr>
+        <w:t xml:space="preserve"> </w:t>
+      </w:r>
+      <w:r>
+        <w:rPr>
+          <w:sz w:val="26"/>
+        </w:rPr>
+        <w:t>ngày</w:t>
+      </w:r>
+      <w:r>
+        <w:rPr>
+          <w:sz w:val="26"/>
+        </w:rPr>
+        <w:t xml:space="preserve"> </w:t>
+      </w:r>
+      <w:r>
+        <w:rPr>
+          <w:sz w:val="26"/>
+          <w:szCs w:val="16"/>
+        </w:rPr>
+        <w:t>{{day}}</w:t>
+      </w:r>
+      <w:r>
+        <w:rPr>
+          <w:sz w:val="26"/>
+          <w:szCs w:val="16"/>
+        </w:rPr>
+        <w:t xml:space="preserve"> </w:t>
+      </w:r>
+      <w:r>
+        <w:rPr>
+          <w:sz w:val="26"/>
+        </w:rPr>
+        <w:t xml:space="preserve">tháng </w:t>
+      </w:r>
+      <w:r>
+        <w:rPr>
+          <w:sz w:val="26"/>
+          <w:szCs w:val="16"/>
+        </w:rPr>
+        <w:t>{{month}}</w:t>
+      </w:r>
+      <w:r>
+        <w:rPr>
+          <w:sz w:val="26"/>
+        </w:rPr>
+        <w:t xml:space="preserve"> n</w:t>
+      </w:r>
+      <w:r>
+        <w:rPr>
+          <w:sz w:val="26"/>
+        </w:rPr>
+        <w:t>ăm</w:t>
+      </w:r>
+      <w:r>
+        <w:rPr>
+          <w:sz w:val="26"/>
+        </w:rPr>
+        <w:t xml:space="preserve"> </w:t>
+      </w:r>
+      <w:r>
+        <w:rPr>
+          <w:sz w:val="26"/>
+        </w:rPr>
+        <w:t>{{year}}</w:t>
+      </w:r>
+    </w:p>
+    <w:p>
+      <w:pPr>
+        <w:rPr>
+          <w:b/>
+          <w:sz w:val="26"/>
+        </w:rPr>
+      </w:pPr>
+      <w:r>
+        <w:rPr>
+          <w:b/>
+          <w:sz w:val="26"/>
+        </w:rPr>
+        <w:t xml:space="preserve"> </w:t>
+      </w:r>
+      <w:r>
+        <w:rPr>
+          <w:b/>
+          <w:sz w:val="26"/>
+        </w:rPr>
+        <w:t xml:space="preserve">  </w:t>
+      </w:r>
+      <w:r>
+        <w:rPr>
+          <w:b/>
+          <w:sz w:val="26"/>
+        </w:rPr>
+        <w:t xml:space="preserve">   </w:t>
+      </w:r>
+    </w:p>
+    <w:p>
+      <w:pPr>
+        <w:rPr>
+          <w:b/>
+          <w:sz w:val="26"/>
+        </w:rPr>
+      </w:pPr>
+      <w:r>
+        <w:rPr>
+          <w:sz w:val="26"/>
+        </w:rPr>
+        <w:t xml:space="preserve"> </w:t>
+      </w:r>
+      <w:r>
+        <w:rPr>
+          <w:sz w:val="26"/>
+        </w:rPr>
+        <w:t xml:space="preserve">                                                                               </w:t>
+      </w:r>
+      <w:r>
+        <w:rPr>
+          <w:b/>
+          <w:sz w:val="26"/>
+        </w:rPr>
+        <w:t>Người xin vay vốn</w:t>
+      </w:r>
+    </w:p>
+    <w:p>
+      <w:pPr>
         <w:rPr>
           <w:i/>
-        </w:rPr>
-        <w:t>(Không được định giá)</w:t>
-      </w:r>
+          <w:sz w:val="26"/>
+        </w:rPr>
+      </w:pPr>
       <w:r>
         <w:rPr>
           <w:i/>
-        </w:rPr>
-        <w:t>.</w:t>
-      </w:r>
-    </w:p>
-    <w:p>
-      <w:pPr>
-        <w:spacing w:after="120" w:line="276" w:lineRule="auto"/>
-      </w:pPr>
-      <w:r>
-        <w:t>Tổng giá trị tài sản đảm bảo tiền vay:</w:t>
-      </w:r>
-      <w:r>
-        <w:rPr>
-          <w:sz w:val="16"/>
-          <w:szCs w:val="16"/>
-        </w:rPr>
-        <w:t xml:space="preserve"> </w:t>
-      </w:r>
-      <w:r>
-        <w:t xml:space="preserve"> {{tsbds}} đồng</w:t>
-      </w:r>
-      <w:r>
-        <w:t>.</w:t>
-      </w:r>
-      <w:r>
-        <w:t xml:space="preserve"> </w:t>
-      </w:r>
-    </w:p>
-    <w:p>
-      <w:pPr>
-        <w:spacing w:after="120" w:line="276" w:lineRule="auto"/>
-      </w:pPr>
-      <w:r>
-        <w:t>(Bằng chữ:</w:t>
-      </w:r>
-      <w:r>
-        <w:rPr>
-          <w:sz w:val="16"/>
-          <w:szCs w:val="16"/>
-        </w:rPr>
-        <w:t xml:space="preserve"> </w:t>
-      </w:r>
-      <w:r>
-        <w:t>{{tsbdc}}</w:t>
-      </w:r>
-      <w:r>
-        <w:t>)</w:t>
-      </w:r>
-      <w:r>
-        <w:t>.</w:t>
-      </w:r>
+          <w:sz w:val="26"/>
+          <w:szCs w:val="22"/>
+        </w:rPr>
+        <w:t xml:space="preserve">            </w:t>
+      </w:r>
+      <w:r>
+        <w:rPr>
+          <w:i/>
+          <w:sz w:val="26"/>
+        </w:rPr>
+        <w:t xml:space="preserve">      </w:t>
+      </w:r>
+      <w:r>
+        <w:rPr>
+          <w:i/>
+          <w:sz w:val="26"/>
+        </w:rPr>
+        <w:t xml:space="preserve">                                                       </w:t>
+      </w:r>
+      <w:r>
+        <w:rPr>
+          <w:i/>
+          <w:sz w:val="26"/>
+        </w:rPr>
+        <w:t xml:space="preserve"> </w:t>
+      </w:r>
+      <w:r>
+        <w:rPr>
+          <w:i/>
+          <w:sz w:val="26"/>
+        </w:rPr>
+        <w:t xml:space="preserve">       </w:t>
+      </w:r>
+      <w:r>
+        <w:rPr>
+          <w:i/>
+          <w:sz w:val="26"/>
+        </w:rPr>
+        <w:t>(Ký, ghi rõ họ tên)</w:t>
+      </w:r>
+    </w:p>
+    <w:p>
+      <w:pPr>
+        <w:rPr>
+          <w:i/>
+          <w:sz w:val="26"/>
+        </w:rPr>
+      </w:pPr>
+    </w:p>
+    <w:p>
+      <w:pPr>
+        <w:rPr>
+          <w:sz w:val="26"/>
+        </w:rPr>
+      </w:pPr>
+    </w:p>
+    <w:p>
+      <w:pPr>
+        <w:rPr>
+          <w:sz w:val="26"/>
+        </w:rPr>
+      </w:pPr>
       <w:bookmarkStart w:id="0" w:name="_GoBack"/>
       <w:bookmarkEnd w:id="0"/>
     </w:p>
-    <w:p>
-      <w:pPr>
-        <w:spacing w:after="120"/>
-      </w:pPr>
-      <w:r>
-        <w:t>8. Chúng tôi cam kết:</w:t>
-      </w:r>
-    </w:p>
-    <w:p>
-      <w:pPr>
-        <w:spacing w:after="120"/>
-        <w:jc w:val="both"/>
-      </w:pPr>
-      <w:r>
-        <w:t>- Tài sản đảm bảo tiền vay hợp pháp theo quy định của pháp luật;</w:t>
-      </w:r>
-    </w:p>
-    <w:p>
-      <w:pPr>
-        <w:spacing w:after="120"/>
-        <w:jc w:val="both"/>
-      </w:pPr>
-      <w:r>
-        <w:t>- Chịu trách nhiệm trước pháp luật về tính trung thực, chính xác đầy đủ của các tài liệu, số CCCD của người có liên quan đã gửi cho QTD Thái Học khi đề nghị vay vốn;</w:t>
-      </w:r>
-    </w:p>
-    <w:p>
-      <w:pPr>
-        <w:spacing w:after="120"/>
-        <w:jc w:val="both"/>
-      </w:pPr>
-      <w:r>
-        <w:t>- Sử dụng vốn vay đúng mục đích và báo cáo đầy đủ việc sử dụng vốn vay;</w:t>
-      </w:r>
-    </w:p>
-    <w:p>
-      <w:pPr>
-        <w:spacing w:after="120"/>
-        <w:jc w:val="both"/>
-      </w:pPr>
-      <w:r>
-        <w:t>- Chấp thuận bị thu hồi nợ trước hạn nếu như vi phạm các cam kết trong việc sử dụng vốn vay hoặc hợp đồng cho vay hoặc hợp đồng bảo đảm tiền vay.</w:t>
-      </w:r>
-    </w:p>
-    <w:p>
-      <w:pPr>
-        <w:spacing w:after="120"/>
-        <w:jc w:val="both"/>
-      </w:pPr>
-      <w:r>
-        <w:t>- Tự nguyện thanh lý tài sản hoặc phối hợp cùng với QTD Thái Học trong việc xử lý tài sản đảm bảo tiền vay khi không trả được nợ vay theo đúng thỏa thuận ghi trong các hợp đồng và văn bản thỏa thuận về tài sản đảm bảo tiền vay.</w:t>
-      </w:r>
-    </w:p>
-    <w:p>
-      <w:pPr>
-        <w:spacing w:after="120"/>
-        <w:jc w:val="both"/>
-      </w:pPr>
-      <w:r>
-        <w:t xml:space="preserve">- Trả gốc, lãi tiền vay đúng hạn; </w:t>
-      </w:r>
-    </w:p>
-    <w:p>
-      <w:pPr>
-        <w:spacing w:after="120"/>
-        <w:jc w:val="both"/>
-      </w:pPr>
-      <w:r>
-        <w:t xml:space="preserve">9. Chúng tôi xác nhận: </w:t>
-      </w:r>
-    </w:p>
-    <w:p>
-      <w:pPr>
-        <w:spacing w:after="120"/>
-        <w:jc w:val="both"/>
-      </w:pPr>
-      <w:r>
-        <w:t xml:space="preserve">- Với tư cách là (“Bên vay”) khi đề nghị vay vốn tại QTD Thái Học đã được QTD Thái Học cung cấp đầy đủ các thông tin liên quan đến khoản vay trước khi xác lập, ký kết các hợp đồng liên quan đến khoản vay bao gồm nhưng không giới hạn các thông tin như lãi suất cho vay; nguyên tắc xác định lãi suất cho vay đối với trường hợp cho vay có điều chỉnh; lãi suất áp dụng đối với dư nợ gốc bị quá hạn; lãi suất áp dụng đối với lãi chậm trả; phương pháp tính tiền lãi; các loại phí và mức phí; các thông tin về mẫu hợp đồng; điều kiện giao dịch chung liên quan đến khoản vay. </w:t>
-      </w:r>
-    </w:p>
-    <w:p>
-      <w:pPr>
-        <w:spacing w:after="120"/>
-        <w:jc w:val="both"/>
-      </w:pPr>
-      <w:r>
-        <w:t>- Trong trường hợp bất kỳ nội dung nào của các thỏa thuận liên quan đến khoản vay không phù hợp với nội dung trong Giấy đề nghị này thì nội dung tại Giấy đề nghị này được ưu tiên áp dụng.</w:t>
-      </w:r>
-    </w:p>
-    <w:p>
-      <w:pPr>
-        <w:spacing w:after="120"/>
-        <w:jc w:val="both"/>
-        <w:rPr>
-          <w:szCs w:val="16"/>
-        </w:rPr>
-      </w:pPr>
-      <w:r>
-        <w:t>10. Chúng tôi thực hiện đúng các cam kết nêu trên nếu sai hoàn toàn chịu trách nhiệm trước pháp luật.</w:t>
-      </w:r>
-      <w:r>
-        <w:rPr>
-          <w:szCs w:val="16"/>
-        </w:rPr>
-        <w:t xml:space="preserve">                                                                                                         </w:t>
-      </w:r>
-    </w:p>
-    <w:p>
-      <w:pPr>
-        <w:rPr>
-          <w:szCs w:val="16"/>
-        </w:rPr>
-      </w:pPr>
-      <w:r>
-        <w:t xml:space="preserve">                              </w:t>
-      </w:r>
-      <w:r>
-        <w:t xml:space="preserve">                     </w:t>
-      </w:r>
-      <w:r>
-        <w:t xml:space="preserve">        </w:t>
-      </w:r>
-      <w:r>
-        <w:t xml:space="preserve">  </w:t>
-      </w:r>
-      <w:r>
-        <w:t>{{phuong}}</w:t>
-      </w:r>
-      <w:r>
-        <w:t>,</w:t>
-      </w:r>
-      <w:r>
-        <w:t xml:space="preserve"> </w:t>
-      </w:r>
-      <w:r>
-        <w:t>ngày</w:t>
-      </w:r>
-      <w:r>
-        <w:t xml:space="preserve"> </w:t>
-      </w:r>
-      <w:r>
-        <w:rPr>
-          <w:szCs w:val="16"/>
-        </w:rPr>
-        <w:t>{{day}}</w:t>
-      </w:r>
-      <w:r>
-        <w:rPr>
-          <w:szCs w:val="16"/>
-        </w:rPr>
-        <w:t xml:space="preserve"> </w:t>
-      </w:r>
-      <w:r>
-        <w:t xml:space="preserve">tháng </w:t>
-      </w:r>
-      <w:r>
-        <w:rPr>
-          <w:szCs w:val="16"/>
-        </w:rPr>
-        <w:t>{{month}}</w:t>
-      </w:r>
-      <w:r>
-        <w:t xml:space="preserve"> n</w:t>
-      </w:r>
-      <w:r>
-        <w:t>ăm</w:t>
-      </w:r>
-      <w:r>
-        <w:t xml:space="preserve"> </w:t>
-      </w:r>
-      <w:r>
-        <w:t>{{year}}</w:t>
-      </w:r>
-    </w:p>
-    <w:p>
-      <w:pPr>
-        <w:rPr>
-          <w:b/>
-        </w:rPr>
-      </w:pPr>
-      <w:r>
-        <w:rPr>
-          <w:b/>
-        </w:rPr>
-        <w:t xml:space="preserve"> </w:t>
-      </w:r>
-      <w:r>
-        <w:rPr>
-          <w:b/>
-        </w:rPr>
-        <w:t xml:space="preserve">  </w:t>
-      </w:r>
-      <w:r>
-        <w:rPr>
-          <w:b/>
-        </w:rPr>
-        <w:t xml:space="preserve">   </w:t>
-      </w:r>
-    </w:p>
-    <w:p>
-      <w:pPr>
-        <w:rPr>
-          <w:b/>
-        </w:rPr>
-      </w:pPr>
-      <w:r>
-        <w:t xml:space="preserve"> </w:t>
-      </w:r>
-      <w:r>
-        <w:t xml:space="preserve">                                                                               </w:t>
-      </w:r>
-      <w:r>
-        <w:rPr>
-          <w:b/>
-        </w:rPr>
-        <w:t>Người xin vay vốn</w:t>
-      </w:r>
-    </w:p>
-    <w:p>
-      <w:pPr>
-        <w:rPr>
-          <w:i/>
-        </w:rPr>
-      </w:pPr>
-      <w:r>
-        <w:rPr>
-          <w:i/>
-          <w:szCs w:val="22"/>
-        </w:rPr>
-        <w:t xml:space="preserve">            </w:t>
-      </w:r>
-      <w:r>
-        <w:rPr>
-          <w:i/>
-        </w:rPr>
-        <w:t xml:space="preserve">      </w:t>
-      </w:r>
-      <w:r>
-        <w:rPr>
-          <w:i/>
-        </w:rPr>
-        <w:t xml:space="preserve">                                                       </w:t>
-      </w:r>
-      <w:r>
-        <w:rPr>
-          <w:i/>
-        </w:rPr>
-        <w:t xml:space="preserve"> </w:t>
-      </w:r>
-      <w:r>
-        <w:rPr>
-          <w:i/>
-        </w:rPr>
-        <w:t xml:space="preserve">       </w:t>
-      </w:r>
-      <w:r>
-        <w:rPr>
-          <w:i/>
-        </w:rPr>
-        <w:t>(Ký, ghi rõ họ tên)</w:t>
-      </w:r>
-    </w:p>
-    <w:p>
-      <w:pPr>
-        <w:rPr>
-          <w:i/>
-        </w:rPr>
-      </w:pPr>
-    </w:p>
-    <w:p/>
-    <w:p/>
     <w:sectPr>
       <w:pgSz w:w="11907" w:h="16840" w:code="9"/>
-      <w:pgMar w:top="720" w:right="1440" w:bottom="720" w:left="1440" w:header="720" w:footer="720" w:gutter="0"/>
+      <w:pgMar w:top="1134" w:right="1134" w:bottom="1134" w:left="1701" w:header="720" w:footer="720" w:gutter="0"/>
       <w:cols w:space="720"/>
       <w:docGrid w:linePitch="381"/>
     </w:sectPr>
